--- a/#1 背景知识/第2章 数论基础/attachments/Note_chapter_2.docx
+++ b/#1 背景知识/第2章 数论基础/attachments/Note_chapter_2.docx
@@ -8,7 +8,7 @@
         <w:spacing w:after="200"/>
         <w:jc w:val="center"/>
         <w:rPr>
-          <w:rFonts w:asciiTheme="minorEastAsia" w:hAnsiTheme="minorEastAsia"/>
+          <w:rFonts w:asciiTheme="minorEastAsia" w:hAnsiTheme="minorEastAsia" w:hint="eastAsia"/>
           <w:sz w:val="32"/>
           <w:szCs w:val="32"/>
         </w:rPr>
@@ -27,7 +27,7 @@
         <w:pStyle w:val="2"/>
         <w:spacing w:after="200"/>
         <w:rPr>
-          <w:rFonts w:asciiTheme="minorEastAsia" w:hAnsiTheme="minorEastAsia"/>
+          <w:rFonts w:asciiTheme="minorEastAsia" w:hAnsiTheme="minorEastAsia" w:hint="eastAsia"/>
           <w:sz w:val="28"/>
           <w:szCs w:val="28"/>
         </w:rPr>
@@ -56,7 +56,23 @@
           <w:sz w:val="21"/>
           <w:szCs w:val="21"/>
         </w:rPr>
-        <w:t>教材给出本章十个学习目标：</w:t>
+        <w:t>教材给出本章十</w:t>
+      </w:r>
+      <w:r>
+        <w:rPr>
+          <w:rFonts w:asciiTheme="minorEastAsia" w:hAnsiTheme="minorEastAsia" w:hint="eastAsia"/>
+          <w:sz w:val="21"/>
+          <w:szCs w:val="21"/>
+        </w:rPr>
+        <w:t>一</w:t>
+      </w:r>
+      <w:r>
+        <w:rPr>
+          <w:rFonts w:asciiTheme="minorEastAsia" w:hAnsiTheme="minorEastAsia"/>
+          <w:sz w:val="21"/>
+          <w:szCs w:val="21"/>
+        </w:rPr>
+        <w:t>个学习目标：</w:t>
       </w:r>
     </w:p>
     <w:p>
@@ -64,7 +80,7 @@
         <w:spacing w:after="100"/>
         <w:ind w:left="20"/>
         <w:rPr>
-          <w:rFonts w:asciiTheme="minorEastAsia" w:hAnsiTheme="minorEastAsia"/>
+          <w:rFonts w:asciiTheme="minorEastAsia" w:hAnsiTheme="minorEastAsia" w:hint="eastAsia"/>
           <w:sz w:val="21"/>
           <w:szCs w:val="21"/>
         </w:rPr>
@@ -83,7 +99,7 @@
         <w:spacing w:after="100"/>
         <w:ind w:left="20"/>
         <w:rPr>
-          <w:rFonts w:asciiTheme="minorEastAsia" w:hAnsiTheme="minorEastAsia"/>
+          <w:rFonts w:asciiTheme="minorEastAsia" w:hAnsiTheme="minorEastAsia" w:hint="eastAsia"/>
           <w:sz w:val="21"/>
           <w:szCs w:val="21"/>
         </w:rPr>
@@ -102,7 +118,7 @@
         <w:spacing w:after="100"/>
         <w:ind w:left="20"/>
         <w:rPr>
-          <w:rFonts w:asciiTheme="minorEastAsia" w:hAnsiTheme="minorEastAsia"/>
+          <w:rFonts w:asciiTheme="minorEastAsia" w:hAnsiTheme="minorEastAsia" w:hint="eastAsia"/>
           <w:sz w:val="21"/>
           <w:szCs w:val="21"/>
         </w:rPr>
@@ -121,7 +137,7 @@
         <w:spacing w:after="100"/>
         <w:ind w:left="20"/>
         <w:rPr>
-          <w:rFonts w:asciiTheme="minorEastAsia" w:hAnsiTheme="minorEastAsia"/>
+          <w:rFonts w:asciiTheme="minorEastAsia" w:hAnsiTheme="minorEastAsia" w:hint="eastAsia"/>
           <w:sz w:val="21"/>
           <w:szCs w:val="21"/>
         </w:rPr>
@@ -140,7 +156,7 @@
         <w:spacing w:after="100"/>
         <w:ind w:left="20"/>
         <w:rPr>
-          <w:rFonts w:asciiTheme="minorEastAsia" w:hAnsiTheme="minorEastAsia"/>
+          <w:rFonts w:asciiTheme="minorEastAsia" w:hAnsiTheme="minorEastAsia" w:hint="eastAsia"/>
           <w:sz w:val="21"/>
           <w:szCs w:val="21"/>
         </w:rPr>
@@ -159,7 +175,7 @@
         <w:spacing w:after="100"/>
         <w:ind w:left="20"/>
         <w:rPr>
-          <w:rFonts w:asciiTheme="minorEastAsia" w:hAnsiTheme="minorEastAsia"/>
+          <w:rFonts w:asciiTheme="minorEastAsia" w:hAnsiTheme="minorEastAsia" w:hint="eastAsia"/>
           <w:sz w:val="21"/>
           <w:szCs w:val="21"/>
         </w:rPr>
@@ -178,7 +194,7 @@
         <w:spacing w:after="100"/>
         <w:ind w:left="20"/>
         <w:rPr>
-          <w:rFonts w:asciiTheme="minorEastAsia" w:hAnsiTheme="minorEastAsia"/>
+          <w:rFonts w:asciiTheme="minorEastAsia" w:hAnsiTheme="minorEastAsia" w:hint="eastAsia"/>
           <w:sz w:val="21"/>
           <w:szCs w:val="21"/>
         </w:rPr>
@@ -197,7 +213,7 @@
         <w:spacing w:after="100"/>
         <w:ind w:left="20"/>
         <w:rPr>
-          <w:rFonts w:asciiTheme="minorEastAsia" w:hAnsiTheme="minorEastAsia"/>
+          <w:rFonts w:asciiTheme="minorEastAsia" w:hAnsiTheme="minorEastAsia" w:hint="eastAsia"/>
           <w:sz w:val="21"/>
           <w:szCs w:val="21"/>
         </w:rPr>
@@ -216,18 +232,26 @@
         <w:spacing w:after="100"/>
         <w:ind w:left="20"/>
         <w:rPr>
-          <w:rFonts w:asciiTheme="minorEastAsia" w:hAnsiTheme="minorEastAsia"/>
-          <w:sz w:val="21"/>
-          <w:szCs w:val="21"/>
-        </w:rPr>
-      </w:pPr>
-      <w:r>
-        <w:rPr>
-          <w:rFonts w:asciiTheme="minorEastAsia" w:hAnsiTheme="minorEastAsia"/>
-          <w:sz w:val="21"/>
-          <w:szCs w:val="21"/>
-        </w:rPr>
-        <w:t>9. 解释中国剩余定理。</w:t>
+          <w:rFonts w:asciiTheme="minorEastAsia" w:hAnsiTheme="minorEastAsia" w:hint="eastAsia"/>
+          <w:sz w:val="21"/>
+          <w:szCs w:val="21"/>
+        </w:rPr>
+      </w:pPr>
+      <w:r>
+        <w:rPr>
+          <w:rFonts w:asciiTheme="minorEastAsia" w:hAnsiTheme="minorEastAsia" w:hint="eastAsia"/>
+          <w:sz w:val="21"/>
+          <w:szCs w:val="21"/>
+        </w:rPr>
+        <w:t>9. 理解素性测试的要点</w:t>
+      </w:r>
+      <w:r>
+        <w:rPr>
+          <w:rFonts w:asciiTheme="minorEastAsia" w:hAnsiTheme="minorEastAsia" w:hint="eastAsia"/>
+          <w:sz w:val="21"/>
+          <w:szCs w:val="21"/>
+        </w:rPr>
+        <w:t>。</w:t>
       </w:r>
     </w:p>
     <w:p>
@@ -235,25 +259,68 @@
         <w:spacing w:after="100"/>
         <w:ind w:left="20"/>
         <w:rPr>
-          <w:rFonts w:asciiTheme="minorEastAsia" w:hAnsiTheme="minorEastAsia"/>
-          <w:sz w:val="21"/>
-          <w:szCs w:val="21"/>
-        </w:rPr>
-      </w:pPr>
-      <w:r>
-        <w:rPr>
-          <w:rFonts w:asciiTheme="minorEastAsia" w:hAnsiTheme="minorEastAsia"/>
-          <w:sz w:val="21"/>
-          <w:szCs w:val="21"/>
-        </w:rPr>
-        <w:t>10. 掌握离散对数。</w:t>
+          <w:rFonts w:asciiTheme="minorEastAsia" w:hAnsiTheme="minorEastAsia" w:hint="eastAsia"/>
+          <w:sz w:val="21"/>
+          <w:szCs w:val="21"/>
+        </w:rPr>
+      </w:pPr>
+      <w:r>
+        <w:rPr>
+          <w:rFonts w:asciiTheme="minorEastAsia" w:hAnsiTheme="minorEastAsia" w:hint="eastAsia"/>
+          <w:sz w:val="21"/>
+          <w:szCs w:val="21"/>
+        </w:rPr>
+        <w:t>10</w:t>
+      </w:r>
+      <w:r>
+        <w:rPr>
+          <w:rFonts w:asciiTheme="minorEastAsia" w:hAnsiTheme="minorEastAsia"/>
+          <w:sz w:val="21"/>
+          <w:szCs w:val="21"/>
+        </w:rPr>
+        <w:t>. 解释中国剩余定理。</w:t>
+      </w:r>
+    </w:p>
+    <w:p>
+      <w:pPr>
+        <w:spacing w:after="100"/>
+        <w:ind w:left="20"/>
+        <w:rPr>
+          <w:rFonts w:asciiTheme="minorEastAsia" w:hAnsiTheme="minorEastAsia" w:hint="eastAsia"/>
+          <w:sz w:val="21"/>
+          <w:szCs w:val="21"/>
+        </w:rPr>
+      </w:pPr>
+      <w:r>
+        <w:rPr>
+          <w:rFonts w:asciiTheme="minorEastAsia" w:hAnsiTheme="minorEastAsia"/>
+          <w:sz w:val="21"/>
+          <w:szCs w:val="21"/>
+        </w:rPr>
+        <w:t>1</w:t>
+      </w:r>
+      <w:r>
+        <w:rPr>
+          <w:rFonts w:asciiTheme="minorEastAsia" w:hAnsiTheme="minorEastAsia" w:hint="eastAsia"/>
+          <w:sz w:val="21"/>
+          <w:szCs w:val="21"/>
+        </w:rPr>
+        <w:t>1</w:t>
+      </w:r>
+      <w:r>
+        <w:rPr>
+          <w:rFonts w:asciiTheme="minorEastAsia" w:hAnsiTheme="minorEastAsia"/>
+          <w:sz w:val="21"/>
+          <w:szCs w:val="21"/>
+        </w:rPr>
+        <w:t>. 掌握离散对数。</w:t>
       </w:r>
     </w:p>
     <w:p>
       <w:pPr>
         <w:spacing w:after="200"/>
         <w:rPr>
-          <w:rFonts w:asciiTheme="minorEastAsia" w:hAnsiTheme="minorEastAsia"/>
+          <w:rFonts w:asciiTheme="minorEastAsia" w:hAnsiTheme="minorEastAsia" w:hint="eastAsia"/>
           <w:sz w:val="21"/>
           <w:szCs w:val="21"/>
         </w:rPr>
@@ -304,7 +371,6 @@
               <w:spacing w:after="100"/>
               <w:ind w:firstLineChars="100" w:firstLine="180"/>
               <w:rPr>
-                <w:rFonts w:hint="eastAsia"/>
                 <w:sz w:val="18"/>
                 <w:szCs w:val="18"/>
               </w:rPr>
@@ -322,14 +388,6 @@
                 <w:szCs w:val="18"/>
               </w:rPr>
               <w:t xml:space="preserve">    </w:t>
-            </w:r>
-            <w:r>
-              <w:rPr>
-                <w:sz w:val="18"/>
-                <w:szCs w:val="18"/>
-              </w:rPr>
-              <w:br/>
-              <w:t xml:space="preserve">      |    </w:t>
             </w:r>
             <w:r>
               <w:rPr>
@@ -687,17 +745,7 @@
       <w:pPr>
         <w:spacing w:after="120"/>
         <w:rPr>
-          <w:rFonts w:asciiTheme="minorEastAsia" w:hAnsiTheme="minorEastAsia"/>
-          <w:sz w:val="21"/>
-          <w:szCs w:val="21"/>
-        </w:rPr>
-      </w:pPr>
-    </w:p>
-    <w:p>
-      <w:pPr>
-        <w:spacing w:after="120"/>
-        <w:rPr>
-          <w:rFonts w:asciiTheme="minorEastAsia" w:hAnsiTheme="minorEastAsia"/>
+          <w:rFonts w:asciiTheme="minorEastAsia" w:hAnsiTheme="minorEastAsia" w:hint="eastAsia"/>
           <w:sz w:val="21"/>
           <w:szCs w:val="21"/>
         </w:rPr>
@@ -716,7 +764,7 @@
       <w:pPr>
         <w:spacing w:after="200"/>
         <w:rPr>
-          <w:rFonts w:asciiTheme="minorEastAsia" w:hAnsiTheme="minorEastAsia"/>
+          <w:rFonts w:asciiTheme="minorEastAsia" w:hAnsiTheme="minorEastAsia" w:hint="eastAsia"/>
           <w:sz w:val="21"/>
           <w:szCs w:val="21"/>
         </w:rPr>
@@ -735,7 +783,7 @@
         <w:pStyle w:val="2"/>
         <w:spacing w:after="200"/>
         <w:rPr>
-          <w:rFonts w:asciiTheme="minorEastAsia" w:hAnsiTheme="minorEastAsia"/>
+          <w:rFonts w:asciiTheme="minorEastAsia" w:hAnsiTheme="minorEastAsia" w:hint="eastAsia"/>
           <w:sz w:val="28"/>
           <w:szCs w:val="28"/>
         </w:rPr>
@@ -754,7 +802,7 @@
         <w:pStyle w:val="3"/>
         <w:spacing w:after="200"/>
         <w:rPr>
-          <w:rFonts w:asciiTheme="minorEastAsia" w:hAnsiTheme="minorEastAsia"/>
+          <w:rFonts w:asciiTheme="minorEastAsia" w:hAnsiTheme="minorEastAsia" w:hint="eastAsia"/>
           <w:sz w:val="24"/>
           <w:szCs w:val="24"/>
         </w:rPr>
@@ -772,7 +820,7 @@
       <w:pPr>
         <w:spacing w:after="120"/>
         <w:rPr>
-          <w:rFonts w:asciiTheme="minorEastAsia" w:hAnsiTheme="minorEastAsia"/>
+          <w:rFonts w:asciiTheme="minorEastAsia" w:hAnsiTheme="minorEastAsia" w:hint="eastAsia"/>
           <w:sz w:val="21"/>
           <w:szCs w:val="21"/>
         </w:rPr>
@@ -1060,7 +1108,7 @@
       <w:pPr>
         <w:spacing w:after="200"/>
         <w:rPr>
-          <w:rFonts w:asciiTheme="minorEastAsia" w:hAnsiTheme="minorEastAsia"/>
+          <w:rFonts w:asciiTheme="minorEastAsia" w:hAnsiTheme="minorEastAsia" w:hint="eastAsia"/>
           <w:sz w:val="21"/>
           <w:szCs w:val="21"/>
         </w:rPr>
@@ -1101,7 +1149,7 @@
         </w:numPr>
         <w:spacing w:after="100"/>
         <w:rPr>
-          <w:rFonts w:asciiTheme="minorEastAsia" w:hAnsiTheme="minorEastAsia"/>
+          <w:rFonts w:asciiTheme="minorEastAsia" w:hAnsiTheme="minorEastAsia" w:hint="eastAsia"/>
           <w:sz w:val="21"/>
           <w:szCs w:val="21"/>
         </w:rPr>
@@ -1142,7 +1190,7 @@
         </w:numPr>
         <w:spacing w:after="100"/>
         <w:rPr>
-          <w:rFonts w:asciiTheme="minorEastAsia" w:hAnsiTheme="minorEastAsia"/>
+          <w:rFonts w:asciiTheme="minorEastAsia" w:hAnsiTheme="minorEastAsia" w:hint="eastAsia"/>
           <w:sz w:val="21"/>
           <w:szCs w:val="21"/>
         </w:rPr>
@@ -1175,7 +1223,7 @@
         </w:numPr>
         <w:spacing w:after="100"/>
         <w:rPr>
-          <w:rFonts w:asciiTheme="minorEastAsia" w:hAnsiTheme="minorEastAsia"/>
+          <w:rFonts w:asciiTheme="minorEastAsia" w:hAnsiTheme="minorEastAsia" w:hint="eastAsia"/>
           <w:sz w:val="21"/>
           <w:szCs w:val="21"/>
         </w:rPr>
@@ -1208,7 +1256,7 @@
         </w:numPr>
         <w:spacing w:after="100"/>
         <w:rPr>
-          <w:rFonts w:asciiTheme="minorEastAsia" w:hAnsiTheme="minorEastAsia"/>
+          <w:rFonts w:asciiTheme="minorEastAsia" w:hAnsiTheme="minorEastAsia" w:hint="eastAsia"/>
           <w:sz w:val="21"/>
           <w:szCs w:val="21"/>
         </w:rPr>
@@ -1241,7 +1289,7 @@
         </w:numPr>
         <w:spacing w:after="100"/>
         <w:rPr>
-          <w:rFonts w:asciiTheme="minorEastAsia" w:hAnsiTheme="minorEastAsia"/>
+          <w:rFonts w:asciiTheme="minorEastAsia" w:hAnsiTheme="minorEastAsia" w:hint="eastAsia"/>
           <w:sz w:val="21"/>
           <w:szCs w:val="21"/>
         </w:rPr>
@@ -1274,7 +1322,7 @@
         </w:numPr>
         <w:spacing w:after="100"/>
         <w:rPr>
-          <w:rFonts w:asciiTheme="minorEastAsia" w:hAnsiTheme="minorEastAsia"/>
+          <w:rFonts w:asciiTheme="minorEastAsia" w:hAnsiTheme="minorEastAsia" w:hint="eastAsia"/>
           <w:sz w:val="21"/>
           <w:szCs w:val="21"/>
         </w:rPr>
@@ -1302,7 +1350,7 @@
       <w:pPr>
         <w:spacing w:after="200"/>
         <w:rPr>
-          <w:rFonts w:asciiTheme="minorEastAsia" w:hAnsiTheme="minorEastAsia"/>
+          <w:rFonts w:asciiTheme="minorEastAsia" w:hAnsiTheme="minorEastAsia" w:hint="eastAsia"/>
           <w:sz w:val="21"/>
           <w:szCs w:val="21"/>
         </w:rPr>
@@ -1339,7 +1387,7 @@
         <w:spacing w:after="100"/>
         <w:ind w:left="20"/>
         <w:rPr>
-          <w:rFonts w:asciiTheme="minorEastAsia" w:hAnsiTheme="minorEastAsia"/>
+          <w:rFonts w:asciiTheme="minorEastAsia" w:hAnsiTheme="minorEastAsia" w:hint="eastAsia"/>
           <w:sz w:val="21"/>
           <w:szCs w:val="21"/>
         </w:rPr>
@@ -1394,7 +1442,7 @@
         <w:spacing w:after="100"/>
         <w:ind w:left="20"/>
         <w:rPr>
-          <w:rFonts w:asciiTheme="minorEastAsia" w:hAnsiTheme="minorEastAsia"/>
+          <w:rFonts w:asciiTheme="minorEastAsia" w:hAnsiTheme="minorEastAsia" w:hint="eastAsia"/>
           <w:sz w:val="21"/>
           <w:szCs w:val="21"/>
         </w:rPr>
@@ -1467,7 +1515,7 @@
         <w:spacing w:after="100"/>
         <w:ind w:left="20"/>
         <w:rPr>
-          <w:rFonts w:asciiTheme="minorEastAsia" w:hAnsiTheme="minorEastAsia"/>
+          <w:rFonts w:asciiTheme="minorEastAsia" w:hAnsiTheme="minorEastAsia" w:hint="eastAsia"/>
           <w:sz w:val="21"/>
           <w:szCs w:val="21"/>
         </w:rPr>
@@ -1504,7 +1552,7 @@
         <w:spacing w:after="100"/>
         <w:ind w:left="20"/>
         <w:rPr>
-          <w:rFonts w:asciiTheme="minorEastAsia" w:hAnsiTheme="minorEastAsia"/>
+          <w:rFonts w:asciiTheme="minorEastAsia" w:hAnsiTheme="minorEastAsia" w:hint="eastAsia"/>
           <w:sz w:val="21"/>
           <w:szCs w:val="21"/>
         </w:rPr>
@@ -1613,7 +1661,7 @@
         <w:spacing w:after="100"/>
         <w:ind w:left="20"/>
         <w:rPr>
-          <w:rFonts w:asciiTheme="minorEastAsia" w:hAnsiTheme="minorEastAsia"/>
+          <w:rFonts w:asciiTheme="minorEastAsia" w:hAnsiTheme="minorEastAsia" w:hint="eastAsia"/>
           <w:sz w:val="21"/>
           <w:szCs w:val="21"/>
         </w:rPr>
@@ -1703,7 +1751,7 @@
       <w:pPr>
         <w:spacing w:after="200"/>
         <w:rPr>
-          <w:rFonts w:asciiTheme="minorEastAsia" w:hAnsiTheme="minorEastAsia"/>
+          <w:rFonts w:asciiTheme="minorEastAsia" w:hAnsiTheme="minorEastAsia" w:hint="eastAsia"/>
           <w:sz w:val="21"/>
           <w:szCs w:val="21"/>
         </w:rPr>
@@ -2285,7 +2333,7 @@
         <w:spacing w:before="240" w:after="160"/>
         <w:jc w:val="center"/>
         <w:rPr>
-          <w:rFonts w:asciiTheme="minorEastAsia" w:hAnsiTheme="minorEastAsia"/>
+          <w:rFonts w:asciiTheme="minorEastAsia" w:hAnsiTheme="minorEastAsia" w:hint="eastAsia"/>
           <w:sz w:val="21"/>
           <w:szCs w:val="21"/>
         </w:rPr>
@@ -2307,7 +2355,7 @@
       <w:pPr>
         <w:spacing w:after="200"/>
         <w:rPr>
-          <w:rFonts w:asciiTheme="minorEastAsia" w:hAnsiTheme="minorEastAsia"/>
+          <w:rFonts w:asciiTheme="minorEastAsia" w:hAnsiTheme="minorEastAsia" w:hint="eastAsia"/>
           <w:sz w:val="21"/>
           <w:szCs w:val="21"/>
         </w:rPr>
@@ -2326,7 +2374,7 @@
         <w:pStyle w:val="3"/>
         <w:spacing w:after="200"/>
         <w:rPr>
-          <w:rFonts w:asciiTheme="minorEastAsia" w:hAnsiTheme="minorEastAsia"/>
+          <w:rFonts w:asciiTheme="minorEastAsia" w:hAnsiTheme="minorEastAsia" w:hint="eastAsia"/>
           <w:sz w:val="24"/>
           <w:szCs w:val="24"/>
         </w:rPr>
@@ -2471,7 +2519,7 @@
         <w:spacing w:before="240" w:after="160"/>
         <w:jc w:val="center"/>
         <w:rPr>
-          <w:rFonts w:asciiTheme="minorEastAsia" w:hAnsiTheme="minorEastAsia"/>
+          <w:rFonts w:asciiTheme="minorEastAsia" w:hAnsiTheme="minorEastAsia" w:hint="eastAsia"/>
           <w:sz w:val="21"/>
           <w:szCs w:val="21"/>
         </w:rPr>
@@ -2527,7 +2575,7 @@
       <w:pPr>
         <w:spacing w:after="200"/>
         <w:rPr>
-          <w:rFonts w:asciiTheme="minorEastAsia" w:hAnsiTheme="minorEastAsia"/>
+          <w:rFonts w:asciiTheme="minorEastAsia" w:hAnsiTheme="minorEastAsia" w:hint="eastAsia"/>
           <w:sz w:val="21"/>
           <w:szCs w:val="21"/>
         </w:rPr>
@@ -2545,7 +2593,7 @@
       <w:pPr>
         <w:spacing w:after="120"/>
         <w:rPr>
-          <w:rFonts w:asciiTheme="minorEastAsia" w:hAnsiTheme="minorEastAsia"/>
+          <w:rFonts w:asciiTheme="minorEastAsia" w:hAnsiTheme="minorEastAsia" w:hint="eastAsia"/>
           <w:sz w:val="21"/>
           <w:szCs w:val="21"/>
         </w:rPr>
@@ -2617,7 +2665,7 @@
       <w:pPr>
         <w:spacing w:after="200"/>
         <w:rPr>
-          <w:rFonts w:asciiTheme="minorEastAsia" w:hAnsiTheme="minorEastAsia"/>
+          <w:rFonts w:asciiTheme="minorEastAsia" w:hAnsiTheme="minorEastAsia" w:hint="eastAsia"/>
           <w:sz w:val="21"/>
           <w:szCs w:val="21"/>
         </w:rPr>
@@ -2635,7 +2683,7 @@
       <w:pPr>
         <w:spacing w:before="240" w:after="120"/>
         <w:rPr>
-          <w:rFonts w:asciiTheme="minorEastAsia" w:hAnsiTheme="minorEastAsia"/>
+          <w:rFonts w:asciiTheme="minorEastAsia" w:hAnsiTheme="minorEastAsia" w:hint="eastAsia"/>
           <w:sz w:val="21"/>
           <w:szCs w:val="21"/>
         </w:rPr>
@@ -2851,7 +2899,7 @@
       <w:pPr>
         <w:spacing w:after="200"/>
         <w:rPr>
-          <w:rFonts w:asciiTheme="minorEastAsia" w:hAnsiTheme="minorEastAsia"/>
+          <w:rFonts w:asciiTheme="minorEastAsia" w:hAnsiTheme="minorEastAsia" w:hint="eastAsia"/>
           <w:sz w:val="21"/>
           <w:szCs w:val="21"/>
         </w:rPr>
@@ -2892,7 +2940,7 @@
         </w:numPr>
         <w:spacing w:after="100"/>
         <w:rPr>
-          <w:rFonts w:asciiTheme="minorEastAsia" w:hAnsiTheme="minorEastAsia"/>
+          <w:rFonts w:asciiTheme="minorEastAsia" w:hAnsiTheme="minorEastAsia" w:hint="eastAsia"/>
           <w:sz w:val="21"/>
           <w:szCs w:val="21"/>
         </w:rPr>
@@ -2961,7 +3009,7 @@
         </w:numPr>
         <w:spacing w:after="100"/>
         <w:rPr>
-          <w:rFonts w:asciiTheme="minorEastAsia" w:hAnsiTheme="minorEastAsia"/>
+          <w:rFonts w:asciiTheme="minorEastAsia" w:hAnsiTheme="minorEastAsia" w:hint="eastAsia"/>
           <w:sz w:val="21"/>
           <w:szCs w:val="21"/>
         </w:rPr>
@@ -3025,7 +3073,7 @@
       <w:pPr>
         <w:spacing w:after="200"/>
         <w:rPr>
-          <w:rFonts w:asciiTheme="minorEastAsia" w:hAnsiTheme="minorEastAsia"/>
+          <w:rFonts w:asciiTheme="minorEastAsia" w:hAnsiTheme="minorEastAsia" w:hint="eastAsia"/>
           <w:sz w:val="21"/>
           <w:szCs w:val="21"/>
         </w:rPr>
@@ -3065,7 +3113,7 @@
             <w:pPr>
               <w:spacing w:after="120"/>
               <w:rPr>
-                <w:rFonts w:asciiTheme="minorEastAsia" w:hAnsiTheme="minorEastAsia"/>
+                <w:rFonts w:asciiTheme="minorEastAsia" w:hAnsiTheme="minorEastAsia" w:hint="eastAsia"/>
                 <w:sz w:val="21"/>
                 <w:szCs w:val="21"/>
               </w:rPr>
@@ -3213,7 +3261,7 @@
       <w:pPr>
         <w:spacing w:before="240" w:after="120"/>
         <w:rPr>
-          <w:rFonts w:asciiTheme="minorEastAsia" w:hAnsiTheme="minorEastAsia"/>
+          <w:rFonts w:asciiTheme="minorEastAsia" w:hAnsiTheme="minorEastAsia" w:hint="eastAsia"/>
           <w:sz w:val="21"/>
           <w:szCs w:val="21"/>
         </w:rPr>
@@ -3289,7 +3337,7 @@
       <w:pPr>
         <w:spacing w:after="200"/>
         <w:rPr>
-          <w:rFonts w:asciiTheme="minorEastAsia" w:hAnsiTheme="minorEastAsia"/>
+          <w:rFonts w:asciiTheme="minorEastAsia" w:hAnsiTheme="minorEastAsia" w:hint="eastAsia"/>
           <w:sz w:val="21"/>
           <w:szCs w:val="21"/>
         </w:rPr>
@@ -3308,7 +3356,7 @@
         <w:pStyle w:val="2"/>
         <w:spacing w:after="200"/>
         <w:rPr>
-          <w:rFonts w:asciiTheme="minorEastAsia" w:hAnsiTheme="minorEastAsia"/>
+          <w:rFonts w:asciiTheme="minorEastAsia" w:hAnsiTheme="minorEastAsia" w:hint="eastAsia"/>
           <w:sz w:val="28"/>
           <w:szCs w:val="28"/>
         </w:rPr>
@@ -3327,7 +3375,7 @@
         <w:pStyle w:val="3"/>
         <w:spacing w:after="200"/>
         <w:rPr>
-          <w:rFonts w:asciiTheme="minorEastAsia" w:hAnsiTheme="minorEastAsia"/>
+          <w:rFonts w:asciiTheme="minorEastAsia" w:hAnsiTheme="minorEastAsia" w:hint="eastAsia"/>
           <w:sz w:val="24"/>
           <w:szCs w:val="24"/>
         </w:rPr>
@@ -3345,7 +3393,7 @@
       <w:pPr>
         <w:spacing w:after="120"/>
         <w:rPr>
-          <w:rFonts w:asciiTheme="minorEastAsia" w:hAnsiTheme="minorEastAsia"/>
+          <w:rFonts w:asciiTheme="minorEastAsia" w:hAnsiTheme="minorEastAsia" w:hint="eastAsia"/>
           <w:sz w:val="21"/>
           <w:szCs w:val="21"/>
         </w:rPr>
@@ -3507,7 +3555,7 @@
       <w:pPr>
         <w:spacing w:after="200"/>
         <w:rPr>
-          <w:rFonts w:asciiTheme="minorEastAsia" w:hAnsiTheme="minorEastAsia"/>
+          <w:rFonts w:asciiTheme="minorEastAsia" w:hAnsiTheme="minorEastAsia" w:hint="eastAsia"/>
           <w:sz w:val="21"/>
           <w:szCs w:val="21"/>
         </w:rPr>
@@ -3598,7 +3646,7 @@
         <w:spacing w:after="100"/>
         <w:ind w:left="20"/>
         <w:rPr>
-          <w:rFonts w:asciiTheme="minorEastAsia" w:hAnsiTheme="minorEastAsia"/>
+          <w:rFonts w:asciiTheme="minorEastAsia" w:hAnsiTheme="minorEastAsia" w:hint="eastAsia"/>
           <w:sz w:val="21"/>
           <w:szCs w:val="21"/>
         </w:rPr>
@@ -3671,7 +3719,7 @@
         <w:spacing w:after="100"/>
         <w:ind w:left="20"/>
         <w:rPr>
-          <w:rFonts w:asciiTheme="minorEastAsia" w:hAnsiTheme="minorEastAsia"/>
+          <w:rFonts w:asciiTheme="minorEastAsia" w:hAnsiTheme="minorEastAsia" w:hint="eastAsia"/>
           <w:sz w:val="21"/>
           <w:szCs w:val="21"/>
         </w:rPr>
@@ -3725,7 +3773,7 @@
       <w:pPr>
         <w:spacing w:after="200"/>
         <w:rPr>
-          <w:rFonts w:asciiTheme="minorEastAsia" w:hAnsiTheme="minorEastAsia"/>
+          <w:rFonts w:asciiTheme="minorEastAsia" w:hAnsiTheme="minorEastAsia" w:hint="eastAsia"/>
           <w:sz w:val="21"/>
           <w:szCs w:val="21"/>
         </w:rPr>
@@ -3822,7 +3870,7 @@
         <w:spacing w:before="240" w:after="160"/>
         <w:jc w:val="center"/>
         <w:rPr>
-          <w:rFonts w:asciiTheme="minorEastAsia" w:hAnsiTheme="minorEastAsia"/>
+          <w:rFonts w:asciiTheme="minorEastAsia" w:hAnsiTheme="minorEastAsia" w:hint="eastAsia"/>
           <w:sz w:val="21"/>
           <w:szCs w:val="21"/>
         </w:rPr>
@@ -3844,7 +3892,7 @@
       <w:pPr>
         <w:spacing w:after="200"/>
         <w:rPr>
-          <w:rFonts w:asciiTheme="minorEastAsia" w:hAnsiTheme="minorEastAsia"/>
+          <w:rFonts w:asciiTheme="minorEastAsia" w:hAnsiTheme="minorEastAsia" w:hint="eastAsia"/>
           <w:sz w:val="21"/>
           <w:szCs w:val="21"/>
         </w:rPr>
@@ -3975,7 +4023,7 @@
       <w:pPr>
         <w:spacing w:after="120"/>
         <w:rPr>
-          <w:rFonts w:asciiTheme="minorEastAsia" w:hAnsiTheme="minorEastAsia"/>
+          <w:rFonts w:asciiTheme="minorEastAsia" w:hAnsiTheme="minorEastAsia" w:hint="eastAsia"/>
           <w:sz w:val="21"/>
           <w:szCs w:val="21"/>
         </w:rPr>
@@ -4047,7 +4095,7 @@
       <w:pPr>
         <w:spacing w:after="200"/>
         <w:rPr>
-          <w:rFonts w:asciiTheme="minorEastAsia" w:hAnsiTheme="minorEastAsia"/>
+          <w:rFonts w:asciiTheme="minorEastAsia" w:hAnsiTheme="minorEastAsia" w:hint="eastAsia"/>
           <w:sz w:val="21"/>
           <w:szCs w:val="21"/>
         </w:rPr>
@@ -4065,7 +4113,7 @@
       <w:pPr>
         <w:spacing w:after="120"/>
         <w:rPr>
-          <w:rFonts w:asciiTheme="minorEastAsia" w:hAnsiTheme="minorEastAsia"/>
+          <w:rFonts w:asciiTheme="minorEastAsia" w:hAnsiTheme="minorEastAsia" w:hint="eastAsia"/>
           <w:sz w:val="21"/>
           <w:szCs w:val="21"/>
         </w:rPr>
@@ -4119,7 +4167,7 @@
       <w:pPr>
         <w:spacing w:after="200"/>
         <w:rPr>
-          <w:rFonts w:asciiTheme="minorEastAsia" w:hAnsiTheme="minorEastAsia"/>
+          <w:rFonts w:asciiTheme="minorEastAsia" w:hAnsiTheme="minorEastAsia" w:hint="eastAsia"/>
           <w:sz w:val="21"/>
           <w:szCs w:val="21"/>
         </w:rPr>
@@ -4138,7 +4186,7 @@
         <w:pStyle w:val="3"/>
         <w:spacing w:after="200"/>
         <w:rPr>
-          <w:rFonts w:asciiTheme="minorEastAsia" w:hAnsiTheme="minorEastAsia"/>
+          <w:rFonts w:asciiTheme="minorEastAsia" w:hAnsiTheme="minorEastAsia" w:hint="eastAsia"/>
           <w:sz w:val="24"/>
           <w:szCs w:val="24"/>
         </w:rPr>
@@ -4197,7 +4245,7 @@
       <w:pPr>
         <w:spacing w:after="120"/>
         <w:rPr>
-          <w:rFonts w:asciiTheme="minorEastAsia" w:hAnsiTheme="minorEastAsia"/>
+          <w:rFonts w:asciiTheme="minorEastAsia" w:hAnsiTheme="minorEastAsia" w:hint="eastAsia"/>
           <w:sz w:val="21"/>
           <w:szCs w:val="21"/>
         </w:rPr>
@@ -4251,7 +4299,7 @@
       <w:pPr>
         <w:spacing w:after="200"/>
         <w:rPr>
-          <w:rFonts w:asciiTheme="minorEastAsia" w:hAnsiTheme="minorEastAsia"/>
+          <w:rFonts w:asciiTheme="minorEastAsia" w:hAnsiTheme="minorEastAsia" w:hint="eastAsia"/>
           <w:sz w:val="21"/>
           <w:szCs w:val="21"/>
         </w:rPr>
@@ -4829,7 +4877,7 @@
       <w:pPr>
         <w:spacing w:after="120"/>
         <w:rPr>
-          <w:rFonts w:asciiTheme="minorEastAsia" w:hAnsiTheme="minorEastAsia"/>
+          <w:rFonts w:asciiTheme="minorEastAsia" w:hAnsiTheme="minorEastAsia" w:hint="eastAsia"/>
           <w:sz w:val="21"/>
           <w:szCs w:val="21"/>
         </w:rPr>
@@ -4922,7 +4970,7 @@
       <w:pPr>
         <w:spacing w:after="200"/>
         <w:rPr>
-          <w:rFonts w:asciiTheme="minorEastAsia" w:hAnsiTheme="minorEastAsia"/>
+          <w:rFonts w:asciiTheme="minorEastAsia" w:hAnsiTheme="minorEastAsia" w:hint="eastAsia"/>
           <w:sz w:val="21"/>
           <w:szCs w:val="21"/>
         </w:rPr>
@@ -4959,7 +5007,7 @@
         <w:spacing w:before="240" w:after="160"/>
         <w:jc w:val="center"/>
         <w:rPr>
-          <w:rFonts w:asciiTheme="minorEastAsia" w:hAnsiTheme="minorEastAsia"/>
+          <w:rFonts w:asciiTheme="minorEastAsia" w:hAnsiTheme="minorEastAsia" w:hint="eastAsia"/>
           <w:sz w:val="21"/>
           <w:szCs w:val="21"/>
         </w:rPr>
@@ -5016,7 +5064,7 @@
       <w:pPr>
         <w:spacing w:after="200"/>
         <w:rPr>
-          <w:rFonts w:asciiTheme="minorEastAsia" w:hAnsiTheme="minorEastAsia"/>
+          <w:rFonts w:asciiTheme="minorEastAsia" w:hAnsiTheme="minorEastAsia" w:hint="eastAsia"/>
           <w:sz w:val="21"/>
           <w:szCs w:val="21"/>
         </w:rPr>
@@ -5034,7 +5082,7 @@
       <w:pPr>
         <w:spacing w:after="120"/>
         <w:rPr>
-          <w:rFonts w:asciiTheme="minorEastAsia" w:hAnsiTheme="minorEastAsia"/>
+          <w:rFonts w:asciiTheme="minorEastAsia" w:hAnsiTheme="minorEastAsia" w:hint="eastAsia"/>
           <w:sz w:val="21"/>
           <w:szCs w:val="21"/>
         </w:rPr>
@@ -5070,7 +5118,7 @@
       <w:pPr>
         <w:spacing w:after="200"/>
         <w:rPr>
-          <w:rFonts w:asciiTheme="minorEastAsia" w:hAnsiTheme="minorEastAsia"/>
+          <w:rFonts w:asciiTheme="minorEastAsia" w:hAnsiTheme="minorEastAsia" w:hint="eastAsia"/>
           <w:sz w:val="21"/>
           <w:szCs w:val="21"/>
         </w:rPr>
@@ -5101,7 +5149,7 @@
               <w:spacing w:after="200"/>
               <w:jc w:val="center"/>
               <w:rPr>
-                <w:rFonts w:asciiTheme="minorEastAsia" w:hAnsiTheme="minorEastAsia"/>
+                <w:rFonts w:asciiTheme="minorEastAsia" w:hAnsiTheme="minorEastAsia" w:hint="eastAsia"/>
                 <w:sz w:val="21"/>
                 <w:szCs w:val="21"/>
               </w:rPr>
@@ -5167,7 +5215,7 @@
       <w:pPr>
         <w:spacing w:after="200"/>
         <w:rPr>
-          <w:rFonts w:asciiTheme="minorEastAsia" w:hAnsiTheme="minorEastAsia"/>
+          <w:rFonts w:asciiTheme="minorEastAsia" w:hAnsiTheme="minorEastAsia" w:hint="eastAsia"/>
           <w:sz w:val="21"/>
           <w:szCs w:val="21"/>
         </w:rPr>
@@ -5177,7 +5225,7 @@
       <w:pPr>
         <w:spacing w:after="120"/>
         <w:rPr>
-          <w:rFonts w:asciiTheme="minorEastAsia" w:hAnsiTheme="minorEastAsia"/>
+          <w:rFonts w:asciiTheme="minorEastAsia" w:hAnsiTheme="minorEastAsia" w:hint="eastAsia"/>
           <w:sz w:val="21"/>
           <w:szCs w:val="21"/>
         </w:rPr>
@@ -5197,7 +5245,7 @@
       <w:pPr>
         <w:spacing w:after="200"/>
         <w:rPr>
-          <w:rFonts w:asciiTheme="minorEastAsia" w:hAnsiTheme="minorEastAsia"/>
+          <w:rFonts w:asciiTheme="minorEastAsia" w:hAnsiTheme="minorEastAsia" w:hint="eastAsia"/>
           <w:sz w:val="21"/>
           <w:szCs w:val="21"/>
         </w:rPr>
@@ -5305,7 +5353,7 @@
       <w:pPr>
         <w:spacing w:after="120"/>
         <w:rPr>
-          <w:rFonts w:asciiTheme="minorEastAsia" w:hAnsiTheme="minorEastAsia"/>
+          <w:rFonts w:asciiTheme="minorEastAsia" w:hAnsiTheme="minorEastAsia" w:hint="eastAsia"/>
           <w:sz w:val="21"/>
           <w:szCs w:val="21"/>
         </w:rPr>
@@ -5392,7 +5440,7 @@
       <w:pPr>
         <w:spacing w:after="120"/>
         <w:rPr>
-          <w:rFonts w:asciiTheme="minorEastAsia" w:hAnsiTheme="minorEastAsia"/>
+          <w:rFonts w:asciiTheme="minorEastAsia" w:hAnsiTheme="minorEastAsia" w:hint="eastAsia"/>
           <w:sz w:val="21"/>
           <w:szCs w:val="21"/>
         </w:rPr>
@@ -5578,7 +5626,7 @@
       <w:pPr>
         <w:spacing w:after="200"/>
         <w:rPr>
-          <w:rFonts w:asciiTheme="minorEastAsia" w:hAnsiTheme="minorEastAsia"/>
+          <w:rFonts w:asciiTheme="minorEastAsia" w:hAnsiTheme="minorEastAsia" w:hint="eastAsia"/>
           <w:sz w:val="21"/>
           <w:szCs w:val="21"/>
         </w:rPr>
@@ -5617,7 +5665,7 @@
               <w:spacing w:after="200"/>
               <w:jc w:val="center"/>
               <w:rPr>
-                <w:rFonts w:asciiTheme="minorEastAsia" w:hAnsiTheme="minorEastAsia"/>
+                <w:rFonts w:asciiTheme="minorEastAsia" w:hAnsiTheme="minorEastAsia" w:hint="eastAsia"/>
                 <w:sz w:val="21"/>
                 <w:szCs w:val="21"/>
               </w:rPr>
@@ -5683,7 +5731,7 @@
       <w:pPr>
         <w:spacing w:after="200"/>
         <w:rPr>
-          <w:rFonts w:asciiTheme="minorEastAsia" w:hAnsiTheme="minorEastAsia"/>
+          <w:rFonts w:asciiTheme="minorEastAsia" w:hAnsiTheme="minorEastAsia" w:hint="eastAsia"/>
           <w:sz w:val="21"/>
           <w:szCs w:val="21"/>
         </w:rPr>
@@ -5693,7 +5741,7 @@
       <w:pPr>
         <w:spacing w:after="120"/>
         <w:rPr>
-          <w:rFonts w:asciiTheme="minorEastAsia" w:hAnsiTheme="minorEastAsia"/>
+          <w:rFonts w:asciiTheme="minorEastAsia" w:hAnsiTheme="minorEastAsia" w:hint="eastAsia"/>
           <w:sz w:val="21"/>
           <w:szCs w:val="21"/>
         </w:rPr>
@@ -5713,7 +5761,7 @@
       <w:pPr>
         <w:spacing w:after="200"/>
         <w:rPr>
-          <w:rFonts w:asciiTheme="minorEastAsia" w:hAnsiTheme="minorEastAsia"/>
+          <w:rFonts w:asciiTheme="minorEastAsia" w:hAnsiTheme="minorEastAsia" w:hint="eastAsia"/>
           <w:sz w:val="21"/>
           <w:szCs w:val="21"/>
         </w:rPr>
@@ -5732,7 +5780,7 @@
         <w:pStyle w:val="2"/>
         <w:spacing w:after="200"/>
         <w:rPr>
-          <w:rFonts w:asciiTheme="minorEastAsia" w:hAnsiTheme="minorEastAsia"/>
+          <w:rFonts w:asciiTheme="minorEastAsia" w:hAnsiTheme="minorEastAsia" w:hint="eastAsia"/>
           <w:sz w:val="28"/>
           <w:szCs w:val="28"/>
         </w:rPr>
@@ -5752,7 +5800,7 @@
         <w:pStyle w:val="3"/>
         <w:spacing w:after="200"/>
         <w:rPr>
-          <w:rFonts w:asciiTheme="minorEastAsia" w:hAnsiTheme="minorEastAsia"/>
+          <w:rFonts w:asciiTheme="minorEastAsia" w:hAnsiTheme="minorEastAsia" w:hint="eastAsia"/>
           <w:sz w:val="24"/>
           <w:szCs w:val="24"/>
         </w:rPr>
@@ -5934,7 +5982,7 @@
         <w:spacing w:before="240" w:after="160"/>
         <w:jc w:val="center"/>
         <w:rPr>
-          <w:rFonts w:asciiTheme="minorEastAsia" w:hAnsiTheme="minorEastAsia"/>
+          <w:rFonts w:asciiTheme="minorEastAsia" w:hAnsiTheme="minorEastAsia" w:hint="eastAsia"/>
           <w:sz w:val="21"/>
           <w:szCs w:val="21"/>
         </w:rPr>
@@ -6023,27 +6071,19 @@
         </w:numPr>
         <w:spacing w:after="100"/>
         <w:rPr>
-          <w:rFonts w:asciiTheme="minorEastAsia" w:hAnsiTheme="minorEastAsia"/>
-          <w:sz w:val="21"/>
-          <w:szCs w:val="21"/>
-        </w:rPr>
-      </w:pPr>
-      <m:oMath>
-        <m:r>
-          <w:rPr>
-            <w:rFonts w:ascii="Cambria Math" w:hAnsi="Cambria Math"/>
-            <w:sz w:val="21"/>
-            <w:szCs w:val="21"/>
-          </w:rPr>
-          <m:t>11</m:t>
-        </m:r>
-        <m:r>
-          <w:rPr>
-            <w:rFonts w:ascii="Cambria Math" w:hAnsi="Cambria Math"/>
-            <w:sz w:val="21"/>
-            <w:szCs w:val="21"/>
-          </w:rPr>
-          <m:t xml:space="preserve"> </m:t>
+          <w:rFonts w:asciiTheme="minorEastAsia" w:hAnsiTheme="minorEastAsia" w:hint="eastAsia"/>
+          <w:sz w:val="21"/>
+          <w:szCs w:val="21"/>
+        </w:rPr>
+      </w:pPr>
+      <m:oMath>
+        <m:r>
+          <w:rPr>
+            <w:rFonts w:ascii="Cambria Math" w:hAnsi="Cambria Math"/>
+            <w:sz w:val="21"/>
+            <w:szCs w:val="21"/>
+          </w:rPr>
+          <m:t xml:space="preserve">11 </m:t>
         </m:r>
         <m:r>
           <m:rPr>
@@ -6094,27 +6134,19 @@
         </w:numPr>
         <w:spacing w:after="100"/>
         <w:rPr>
-          <w:rFonts w:asciiTheme="minorEastAsia" w:hAnsiTheme="minorEastAsia"/>
-          <w:sz w:val="21"/>
-          <w:szCs w:val="21"/>
-        </w:rPr>
-      </w:pPr>
-      <m:oMath>
-        <m:r>
-          <w:rPr>
-            <w:rFonts w:ascii="Cambria Math" w:hAnsi="Cambria Math"/>
-            <w:sz w:val="21"/>
-            <w:szCs w:val="21"/>
-          </w:rPr>
-          <m:t>-11</m:t>
-        </m:r>
-        <m:r>
-          <w:rPr>
-            <w:rFonts w:ascii="Cambria Math" w:hAnsi="Cambria Math"/>
-            <w:sz w:val="21"/>
-            <w:szCs w:val="21"/>
-          </w:rPr>
-          <m:t xml:space="preserve"> </m:t>
+          <w:rFonts w:asciiTheme="minorEastAsia" w:hAnsiTheme="minorEastAsia" w:hint="eastAsia"/>
+          <w:sz w:val="21"/>
+          <w:szCs w:val="21"/>
+        </w:rPr>
+      </w:pPr>
+      <m:oMath>
+        <m:r>
+          <w:rPr>
+            <w:rFonts w:ascii="Cambria Math" w:hAnsi="Cambria Math"/>
+            <w:sz w:val="21"/>
+            <w:szCs w:val="21"/>
+          </w:rPr>
+          <m:t xml:space="preserve">-11 </m:t>
         </m:r>
         <m:r>
           <m:rPr>
@@ -6160,7 +6192,7 @@
       <w:pPr>
         <w:spacing w:after="200"/>
         <w:rPr>
-          <w:rFonts w:asciiTheme="minorEastAsia" w:hAnsiTheme="minorEastAsia"/>
+          <w:rFonts w:asciiTheme="minorEastAsia" w:hAnsiTheme="minorEastAsia" w:hint="eastAsia"/>
           <w:sz w:val="21"/>
           <w:szCs w:val="21"/>
         </w:rPr>
@@ -6197,7 +6229,7 @@
         <w:spacing w:before="240" w:after="160"/>
         <w:jc w:val="center"/>
         <w:rPr>
-          <w:rFonts w:asciiTheme="minorEastAsia" w:hAnsiTheme="minorEastAsia"/>
+          <w:rFonts w:asciiTheme="minorEastAsia" w:hAnsiTheme="minorEastAsia" w:hint="eastAsia"/>
           <w:sz w:val="21"/>
           <w:szCs w:val="21"/>
         </w:rPr>
@@ -6210,15 +6242,7 @@
               <w:sz w:val="21"/>
               <w:szCs w:val="21"/>
             </w:rPr>
-            <m:t>(a</m:t>
-          </m:r>
-          <m:r>
-            <w:rPr>
-              <w:rFonts w:ascii="Cambria Math" w:hAnsi="Cambria Math"/>
-              <w:sz w:val="21"/>
-              <w:szCs w:val="21"/>
-            </w:rPr>
-            <m:t xml:space="preserve"> </m:t>
+            <m:t xml:space="preserve">(a </m:t>
           </m:r>
           <m:r>
             <m:rPr>
@@ -6248,15 +6272,7 @@
               <w:sz w:val="21"/>
               <w:szCs w:val="21"/>
             </w:rPr>
-            <m:t>n)=(b</m:t>
-          </m:r>
-          <m:r>
-            <w:rPr>
-              <w:rFonts w:ascii="Cambria Math" w:hAnsi="Cambria Math"/>
-              <w:sz w:val="21"/>
-              <w:szCs w:val="21"/>
-            </w:rPr>
-            <m:t xml:space="preserve"> </m:t>
+            <m:t xml:space="preserve">n)=(b </m:t>
           </m:r>
           <m:r>
             <m:rPr>
@@ -6295,7 +6311,7 @@
       <w:pPr>
         <w:spacing w:after="200"/>
         <w:rPr>
-          <w:rFonts w:asciiTheme="minorEastAsia" w:hAnsiTheme="minorEastAsia"/>
+          <w:rFonts w:asciiTheme="minorEastAsia" w:hAnsiTheme="minorEastAsia" w:hint="eastAsia"/>
           <w:sz w:val="21"/>
           <w:szCs w:val="21"/>
         </w:rPr>
@@ -6386,7 +6402,7 @@
         <w:spacing w:before="240" w:after="160"/>
         <w:jc w:val="center"/>
         <w:rPr>
-          <w:rFonts w:asciiTheme="minorEastAsia" w:hAnsiTheme="minorEastAsia"/>
+          <w:rFonts w:asciiTheme="minorEastAsia" w:hAnsiTheme="minorEastAsia" w:hint="eastAsia"/>
           <w:sz w:val="21"/>
           <w:szCs w:val="21"/>
         </w:rPr>
@@ -6427,7 +6443,7 @@
       <w:pPr>
         <w:spacing w:after="200"/>
         <w:rPr>
-          <w:rFonts w:asciiTheme="minorEastAsia" w:hAnsiTheme="minorEastAsia"/>
+          <w:rFonts w:asciiTheme="minorEastAsia" w:hAnsiTheme="minorEastAsia" w:hint="eastAsia"/>
           <w:sz w:val="21"/>
           <w:szCs w:val="21"/>
         </w:rPr>
@@ -6468,7 +6484,7 @@
         </w:numPr>
         <w:spacing w:after="100"/>
         <w:rPr>
-          <w:rFonts w:asciiTheme="minorEastAsia" w:hAnsiTheme="minorEastAsia"/>
+          <w:rFonts w:asciiTheme="minorEastAsia" w:hAnsiTheme="minorEastAsia" w:hint="eastAsia"/>
           <w:sz w:val="21"/>
           <w:szCs w:val="21"/>
         </w:rPr>
@@ -6520,7 +6536,7 @@
         </w:numPr>
         <w:spacing w:after="100"/>
         <w:rPr>
-          <w:rFonts w:asciiTheme="minorEastAsia" w:hAnsiTheme="minorEastAsia"/>
+          <w:rFonts w:asciiTheme="minorEastAsia" w:hAnsiTheme="minorEastAsia" w:hint="eastAsia"/>
           <w:sz w:val="21"/>
           <w:szCs w:val="21"/>
         </w:rPr>
@@ -6567,7 +6583,7 @@
       <w:pPr>
         <w:spacing w:after="200"/>
         <w:rPr>
-          <w:rFonts w:asciiTheme="minorEastAsia" w:hAnsiTheme="minorEastAsia"/>
+          <w:rFonts w:asciiTheme="minorEastAsia" w:hAnsiTheme="minorEastAsia" w:hint="eastAsia"/>
           <w:sz w:val="21"/>
           <w:szCs w:val="21"/>
         </w:rPr>
@@ -6585,7 +6601,7 @@
       <w:pPr>
         <w:spacing w:after="120"/>
         <w:rPr>
-          <w:rFonts w:asciiTheme="minorEastAsia" w:hAnsiTheme="minorEastAsia"/>
+          <w:rFonts w:asciiTheme="minorEastAsia" w:hAnsiTheme="minorEastAsia" w:hint="eastAsia"/>
           <w:sz w:val="21"/>
           <w:szCs w:val="21"/>
         </w:rPr>
@@ -6658,7 +6674,7 @@
       <w:pPr>
         <w:spacing w:after="200"/>
         <w:rPr>
-          <w:rFonts w:asciiTheme="minorEastAsia" w:hAnsiTheme="minorEastAsia"/>
+          <w:rFonts w:asciiTheme="minorEastAsia" w:hAnsiTheme="minorEastAsia" w:hint="eastAsia"/>
           <w:sz w:val="21"/>
           <w:szCs w:val="21"/>
         </w:rPr>
@@ -6677,7 +6693,7 @@
         <w:pStyle w:val="3"/>
         <w:spacing w:after="200"/>
         <w:rPr>
-          <w:rFonts w:asciiTheme="minorEastAsia" w:hAnsiTheme="minorEastAsia"/>
+          <w:rFonts w:asciiTheme="minorEastAsia" w:hAnsiTheme="minorEastAsia" w:hint="eastAsia"/>
           <w:sz w:val="24"/>
           <w:szCs w:val="24"/>
         </w:rPr>
@@ -6714,7 +6730,7 @@
         <w:spacing w:after="100"/>
         <w:ind w:left="20"/>
         <w:rPr>
-          <w:rFonts w:asciiTheme="minorEastAsia" w:hAnsiTheme="minorEastAsia"/>
+          <w:rFonts w:asciiTheme="minorEastAsia" w:hAnsiTheme="minorEastAsia" w:hint="eastAsia"/>
           <w:sz w:val="21"/>
           <w:szCs w:val="21"/>
         </w:rPr>
@@ -6788,7 +6804,7 @@
         <w:spacing w:after="100"/>
         <w:ind w:left="20"/>
         <w:rPr>
-          <w:rFonts w:asciiTheme="minorEastAsia" w:hAnsiTheme="minorEastAsia"/>
+          <w:rFonts w:asciiTheme="minorEastAsia" w:hAnsiTheme="minorEastAsia" w:hint="eastAsia"/>
           <w:sz w:val="21"/>
           <w:szCs w:val="21"/>
         </w:rPr>
@@ -6881,7 +6897,7 @@
         <w:spacing w:after="100"/>
         <w:ind w:left="20"/>
         <w:rPr>
-          <w:rFonts w:asciiTheme="minorEastAsia" w:hAnsiTheme="minorEastAsia"/>
+          <w:rFonts w:asciiTheme="minorEastAsia" w:hAnsiTheme="minorEastAsia" w:hint="eastAsia"/>
           <w:sz w:val="21"/>
           <w:szCs w:val="21"/>
         </w:rPr>
@@ -7011,7 +7027,7 @@
       <w:pPr>
         <w:spacing w:after="200"/>
         <w:rPr>
-          <w:rFonts w:asciiTheme="minorEastAsia" w:hAnsiTheme="minorEastAsia"/>
+          <w:rFonts w:asciiTheme="minorEastAsia" w:hAnsiTheme="minorEastAsia" w:hint="eastAsia"/>
           <w:sz w:val="21"/>
           <w:szCs w:val="21"/>
         </w:rPr>
@@ -7052,7 +7068,7 @@
         </w:numPr>
         <w:spacing w:after="100"/>
         <w:rPr>
-          <w:rFonts w:asciiTheme="minorEastAsia" w:hAnsiTheme="minorEastAsia"/>
+          <w:rFonts w:asciiTheme="minorEastAsia" w:hAnsiTheme="minorEastAsia" w:hint="eastAsia"/>
           <w:sz w:val="21"/>
           <w:szCs w:val="21"/>
         </w:rPr>
@@ -7122,7 +7138,7 @@
         </w:numPr>
         <w:spacing w:after="100"/>
         <w:rPr>
-          <w:rFonts w:asciiTheme="minorEastAsia" w:hAnsiTheme="minorEastAsia"/>
+          <w:rFonts w:asciiTheme="minorEastAsia" w:hAnsiTheme="minorEastAsia" w:hint="eastAsia"/>
           <w:sz w:val="21"/>
           <w:szCs w:val="21"/>
         </w:rPr>
@@ -7174,7 +7190,7 @@
         </w:numPr>
         <w:spacing w:after="100"/>
         <w:rPr>
-          <w:rFonts w:asciiTheme="minorEastAsia" w:hAnsiTheme="minorEastAsia"/>
+          <w:rFonts w:asciiTheme="minorEastAsia" w:hAnsiTheme="minorEastAsia" w:hint="eastAsia"/>
           <w:sz w:val="21"/>
           <w:szCs w:val="21"/>
         </w:rPr>
@@ -7221,7 +7237,7 @@
       <w:pPr>
         <w:spacing w:after="200"/>
         <w:rPr>
-          <w:rFonts w:asciiTheme="minorEastAsia" w:hAnsiTheme="minorEastAsia"/>
+          <w:rFonts w:asciiTheme="minorEastAsia" w:hAnsiTheme="minorEastAsia" w:hint="eastAsia"/>
           <w:sz w:val="21"/>
           <w:szCs w:val="21"/>
         </w:rPr>
@@ -7240,7 +7256,7 @@
         <w:pStyle w:val="3"/>
         <w:spacing w:after="200"/>
         <w:rPr>
-          <w:rFonts w:asciiTheme="minorEastAsia" w:hAnsiTheme="minorEastAsia"/>
+          <w:rFonts w:asciiTheme="minorEastAsia" w:hAnsiTheme="minorEastAsia" w:hint="eastAsia"/>
           <w:sz w:val="24"/>
           <w:szCs w:val="24"/>
         </w:rPr>
@@ -7258,7 +7274,7 @@
       <w:pPr>
         <w:spacing w:after="120"/>
         <w:rPr>
-          <w:rFonts w:asciiTheme="minorEastAsia" w:hAnsiTheme="minorEastAsia"/>
+          <w:rFonts w:asciiTheme="minorEastAsia" w:hAnsiTheme="minorEastAsia" w:hint="eastAsia"/>
           <w:sz w:val="21"/>
           <w:szCs w:val="21"/>
         </w:rPr>
@@ -7418,7 +7434,7 @@
       <w:pPr>
         <w:spacing w:after="120"/>
         <w:rPr>
-          <w:rFonts w:asciiTheme="minorEastAsia" w:hAnsiTheme="minorEastAsia"/>
+          <w:rFonts w:asciiTheme="minorEastAsia" w:hAnsiTheme="minorEastAsia" w:hint="eastAsia"/>
           <w:sz w:val="21"/>
           <w:szCs w:val="21"/>
         </w:rPr>
@@ -7448,15 +7464,7 @@
             <w:sz w:val="21"/>
             <w:szCs w:val="21"/>
           </w:rPr>
-          <m:t>a</m:t>
-        </m:r>
-        <m:r>
-          <w:rPr>
-            <w:rFonts w:ascii="Cambria Math" w:hAnsi="Cambria Math"/>
-            <w:sz w:val="21"/>
-            <w:szCs w:val="21"/>
-          </w:rPr>
-          <m:t xml:space="preserve"> </m:t>
+          <m:t xml:space="preserve">a </m:t>
         </m:r>
         <m:r>
           <m:rPr>
@@ -7535,15 +7543,7 @@
             <w:sz w:val="21"/>
             <w:szCs w:val="21"/>
           </w:rPr>
-          <m:t>b</m:t>
-        </m:r>
-        <m:r>
-          <w:rPr>
-            <w:rFonts w:ascii="Cambria Math" w:hAnsi="Cambria Math"/>
-            <w:sz w:val="21"/>
-            <w:szCs w:val="21"/>
-          </w:rPr>
-          <m:t xml:space="preserve"> </m:t>
+          <m:t xml:space="preserve">b </m:t>
         </m:r>
         <m:r>
           <m:rPr>
@@ -7621,7 +7621,7 @@
         <w:spacing w:after="100"/>
         <w:ind w:left="20"/>
         <w:rPr>
-          <w:rFonts w:asciiTheme="minorEastAsia" w:hAnsiTheme="minorEastAsia"/>
+          <w:rFonts w:asciiTheme="minorEastAsia" w:hAnsiTheme="minorEastAsia" w:hint="eastAsia"/>
           <w:sz w:val="21"/>
           <w:szCs w:val="21"/>
         </w:rPr>
@@ -7671,15 +7671,7 @@
             <w:sz w:val="21"/>
             <w:szCs w:val="21"/>
           </w:rPr>
-          <m:t>n=[(a</m:t>
-        </m:r>
-        <m:r>
-          <w:rPr>
-            <w:rFonts w:ascii="Cambria Math" w:hAnsi="Cambria Math"/>
-            <w:sz w:val="21"/>
-            <w:szCs w:val="21"/>
-          </w:rPr>
-          <m:t xml:space="preserve"> </m:t>
+          <m:t xml:space="preserve">n=[(a </m:t>
         </m:r>
         <m:r>
           <m:rPr>
@@ -7709,15 +7701,7 @@
             <w:sz w:val="21"/>
             <w:szCs w:val="21"/>
           </w:rPr>
-          <m:t>n)+(b</m:t>
-        </m:r>
-        <m:r>
-          <w:rPr>
-            <w:rFonts w:ascii="Cambria Math" w:hAnsi="Cambria Math"/>
-            <w:sz w:val="21"/>
-            <w:szCs w:val="21"/>
-          </w:rPr>
-          <m:t xml:space="preserve"> </m:t>
+          <m:t xml:space="preserve">n)+(b </m:t>
         </m:r>
         <m:r>
           <m:rPr>
@@ -7747,15 +7731,7 @@
             <w:sz w:val="21"/>
             <w:szCs w:val="21"/>
           </w:rPr>
-          <m:t>n)]</m:t>
-        </m:r>
-        <m:r>
-          <w:rPr>
-            <w:rFonts w:ascii="Cambria Math" w:hAnsi="Cambria Math"/>
-            <w:sz w:val="21"/>
-            <w:szCs w:val="21"/>
-          </w:rPr>
-          <m:t xml:space="preserve"> </m:t>
+          <m:t xml:space="preserve">n)] </m:t>
         </m:r>
         <m:r>
           <m:rPr>
@@ -7802,7 +7778,7 @@
         <w:spacing w:after="100"/>
         <w:ind w:left="20"/>
         <w:rPr>
-          <w:rFonts w:asciiTheme="minorEastAsia" w:hAnsiTheme="minorEastAsia"/>
+          <w:rFonts w:asciiTheme="minorEastAsia" w:hAnsiTheme="minorEastAsia" w:hint="eastAsia"/>
           <w:sz w:val="21"/>
           <w:szCs w:val="21"/>
         </w:rPr>
@@ -7822,15 +7798,7 @@
             <w:sz w:val="21"/>
             <w:szCs w:val="21"/>
           </w:rPr>
-          <m:t>(a-b)</m:t>
-        </m:r>
-        <m:r>
-          <w:rPr>
-            <w:rFonts w:ascii="Cambria Math" w:hAnsi="Cambria Math"/>
-            <w:sz w:val="21"/>
-            <w:szCs w:val="21"/>
-          </w:rPr>
-          <m:t xml:space="preserve"> </m:t>
+          <m:t xml:space="preserve">(a-b) </m:t>
         </m:r>
         <m:r>
           <m:rPr>
@@ -7860,15 +7828,7 @@
             <w:sz w:val="21"/>
             <w:szCs w:val="21"/>
           </w:rPr>
-          <m:t>n=[(a</m:t>
-        </m:r>
-        <m:r>
-          <w:rPr>
-            <w:rFonts w:ascii="Cambria Math" w:hAnsi="Cambria Math"/>
-            <w:sz w:val="21"/>
-            <w:szCs w:val="21"/>
-          </w:rPr>
-          <m:t xml:space="preserve"> </m:t>
+          <m:t xml:space="preserve">n=[(a </m:t>
         </m:r>
         <m:r>
           <m:rPr>
@@ -7898,15 +7858,7 @@
             <w:sz w:val="21"/>
             <w:szCs w:val="21"/>
           </w:rPr>
-          <m:t>n)-(b</m:t>
-        </m:r>
-        <m:r>
-          <w:rPr>
-            <w:rFonts w:ascii="Cambria Math" w:hAnsi="Cambria Math"/>
-            <w:sz w:val="21"/>
-            <w:szCs w:val="21"/>
-          </w:rPr>
-          <m:t xml:space="preserve"> </m:t>
+          <m:t xml:space="preserve">n)-(b </m:t>
         </m:r>
         <m:r>
           <m:rPr>
@@ -7936,15 +7888,7 @@
             <w:sz w:val="21"/>
             <w:szCs w:val="21"/>
           </w:rPr>
-          <m:t>n)]</m:t>
-        </m:r>
-        <m:r>
-          <w:rPr>
-            <w:rFonts w:ascii="Cambria Math" w:hAnsi="Cambria Math"/>
-            <w:sz w:val="21"/>
-            <w:szCs w:val="21"/>
-          </w:rPr>
-          <m:t xml:space="preserve"> </m:t>
+          <m:t xml:space="preserve">n)] </m:t>
         </m:r>
         <m:r>
           <m:rPr>
@@ -7991,7 +7935,7 @@
         <w:spacing w:after="100"/>
         <w:ind w:left="20"/>
         <w:rPr>
-          <w:rFonts w:asciiTheme="minorEastAsia" w:hAnsiTheme="minorEastAsia"/>
+          <w:rFonts w:asciiTheme="minorEastAsia" w:hAnsiTheme="minorEastAsia" w:hint="eastAsia"/>
           <w:sz w:val="21"/>
           <w:szCs w:val="21"/>
         </w:rPr>
@@ -8011,15 +7955,7 @@
             <w:sz w:val="21"/>
             <w:szCs w:val="21"/>
           </w:rPr>
-          <m:t>(a×b)</m:t>
-        </m:r>
-        <m:r>
-          <w:rPr>
-            <w:rFonts w:ascii="Cambria Math" w:hAnsi="Cambria Math"/>
-            <w:sz w:val="21"/>
-            <w:szCs w:val="21"/>
-          </w:rPr>
-          <m:t xml:space="preserve"> </m:t>
+          <m:t xml:space="preserve">(a×b) </m:t>
         </m:r>
         <m:r>
           <m:rPr>
@@ -8049,15 +7985,7 @@
             <w:sz w:val="21"/>
             <w:szCs w:val="21"/>
           </w:rPr>
-          <m:t>n=[(a</m:t>
-        </m:r>
-        <m:r>
-          <w:rPr>
-            <w:rFonts w:ascii="Cambria Math" w:hAnsi="Cambria Math"/>
-            <w:sz w:val="21"/>
-            <w:szCs w:val="21"/>
-          </w:rPr>
-          <m:t xml:space="preserve"> </m:t>
+          <m:t xml:space="preserve">n=[(a </m:t>
         </m:r>
         <m:r>
           <m:rPr>
@@ -8087,15 +8015,7 @@
             <w:sz w:val="21"/>
             <w:szCs w:val="21"/>
           </w:rPr>
-          <m:t>n)×(b</m:t>
-        </m:r>
-        <m:r>
-          <w:rPr>
-            <w:rFonts w:ascii="Cambria Math" w:hAnsi="Cambria Math"/>
-            <w:sz w:val="21"/>
-            <w:szCs w:val="21"/>
-          </w:rPr>
-          <m:t xml:space="preserve"> </m:t>
+          <m:t xml:space="preserve">n)×(b </m:t>
         </m:r>
         <m:r>
           <m:rPr>
@@ -8125,15 +8045,7 @@
             <w:sz w:val="21"/>
             <w:szCs w:val="21"/>
           </w:rPr>
-          <m:t>n)]</m:t>
-        </m:r>
-        <m:r>
-          <w:rPr>
-            <w:rFonts w:ascii="Cambria Math" w:hAnsi="Cambria Math"/>
-            <w:sz w:val="21"/>
-            <w:szCs w:val="21"/>
-          </w:rPr>
-          <m:t xml:space="preserve"> </m:t>
+          <m:t xml:space="preserve">n)] </m:t>
         </m:r>
         <m:r>
           <m:rPr>
@@ -8179,7 +8091,7 @@
       <w:pPr>
         <w:spacing w:after="200"/>
         <w:rPr>
-          <w:rFonts w:asciiTheme="minorEastAsia" w:hAnsiTheme="minorEastAsia"/>
+          <w:rFonts w:asciiTheme="minorEastAsia" w:hAnsiTheme="minorEastAsia" w:hint="eastAsia"/>
           <w:sz w:val="21"/>
           <w:szCs w:val="21"/>
         </w:rPr>
@@ -8217,15 +8129,7 @@
             <w:sz w:val="21"/>
             <w:szCs w:val="21"/>
           </w:rPr>
-          <m:t>11</m:t>
-        </m:r>
-        <m:r>
-          <w:rPr>
-            <w:rFonts w:ascii="Cambria Math" w:hAnsi="Cambria Math"/>
-            <w:sz w:val="21"/>
-            <w:szCs w:val="21"/>
-          </w:rPr>
-          <m:t xml:space="preserve"> </m:t>
+          <m:t xml:space="preserve">11 </m:t>
         </m:r>
         <m:r>
           <m:rPr>
@@ -8273,15 +8177,7 @@
             <w:sz w:val="21"/>
             <w:szCs w:val="21"/>
           </w:rPr>
-          <m:t>15</m:t>
-        </m:r>
-        <m:r>
-          <w:rPr>
-            <w:rFonts w:ascii="Cambria Math" w:hAnsi="Cambria Math"/>
-            <w:sz w:val="21"/>
-            <w:szCs w:val="21"/>
-          </w:rPr>
-          <m:t xml:space="preserve"> </m:t>
+          <m:t xml:space="preserve">15 </m:t>
         </m:r>
         <m:r>
           <m:rPr>
@@ -8328,7 +8224,7 @@
         <w:spacing w:before="240" w:after="160"/>
         <w:jc w:val="center"/>
         <w:rPr>
-          <w:rFonts w:asciiTheme="minorEastAsia" w:hAnsiTheme="minorEastAsia"/>
+          <w:rFonts w:asciiTheme="minorEastAsia" w:hAnsiTheme="minorEastAsia" w:hint="eastAsia"/>
           <w:sz w:val="21"/>
           <w:szCs w:val="21"/>
         </w:rPr>
@@ -8341,15 +8237,7 @@
               <w:sz w:val="21"/>
               <w:szCs w:val="21"/>
             </w:rPr>
-            <m:t>(11+15)</m:t>
-          </m:r>
-          <m:r>
-            <w:rPr>
-              <w:rFonts w:ascii="Cambria Math" w:hAnsi="Cambria Math"/>
-              <w:sz w:val="21"/>
-              <w:szCs w:val="21"/>
-            </w:rPr>
-            <m:t xml:space="preserve"> </m:t>
+            <m:t xml:space="preserve">(11+15) </m:t>
           </m:r>
           <m:r>
             <m:rPr>
@@ -8379,15 +8267,7 @@
               <w:sz w:val="21"/>
               <w:szCs w:val="21"/>
             </w:rPr>
-            <m:t>8=(3+7)</m:t>
-          </m:r>
-          <m:r>
-            <w:rPr>
-              <w:rFonts w:ascii="Cambria Math" w:hAnsi="Cambria Math"/>
-              <w:sz w:val="21"/>
-              <w:szCs w:val="21"/>
-            </w:rPr>
-            <m:t xml:space="preserve"> </m:t>
+            <m:t xml:space="preserve">8=(3+7) </m:t>
           </m:r>
           <m:r>
             <m:rPr>
@@ -8417,15 +8297,7 @@
               <w:sz w:val="21"/>
               <w:szCs w:val="21"/>
             </w:rPr>
-            <m:t>8=10</m:t>
-          </m:r>
-          <m:r>
-            <w:rPr>
-              <w:rFonts w:ascii="Cambria Math" w:hAnsi="Cambria Math"/>
-              <w:sz w:val="21"/>
-              <w:szCs w:val="21"/>
-            </w:rPr>
-            <m:t xml:space="preserve"> </m:t>
+            <m:t xml:space="preserve">8=10 </m:t>
           </m:r>
           <m:r>
             <m:rPr>
@@ -8464,7 +8336,7 @@
       <w:pPr>
         <w:spacing w:after="200"/>
         <w:rPr>
-          <w:rFonts w:asciiTheme="minorEastAsia" w:hAnsiTheme="minorEastAsia"/>
+          <w:rFonts w:asciiTheme="minorEastAsia" w:hAnsiTheme="minorEastAsia" w:hint="eastAsia"/>
           <w:sz w:val="21"/>
           <w:szCs w:val="21"/>
         </w:rPr>
@@ -8483,7 +8355,7 @@
         <w:spacing w:before="240" w:after="160"/>
         <w:jc w:val="center"/>
         <w:rPr>
-          <w:rFonts w:asciiTheme="minorEastAsia" w:hAnsiTheme="minorEastAsia"/>
+          <w:rFonts w:asciiTheme="minorEastAsia" w:hAnsiTheme="minorEastAsia" w:hint="eastAsia"/>
           <w:sz w:val="21"/>
           <w:szCs w:val="21"/>
         </w:rPr>
@@ -8496,15 +8368,7 @@
               <w:sz w:val="21"/>
               <w:szCs w:val="21"/>
             </w:rPr>
-            <m:t>(11-15)</m:t>
-          </m:r>
-          <m:r>
-            <w:rPr>
-              <w:rFonts w:ascii="Cambria Math" w:hAnsi="Cambria Math"/>
-              <w:sz w:val="21"/>
-              <w:szCs w:val="21"/>
-            </w:rPr>
-            <m:t xml:space="preserve"> </m:t>
+            <m:t xml:space="preserve">(11-15) </m:t>
           </m:r>
           <m:r>
             <m:rPr>
@@ -8534,15 +8398,7 @@
               <w:sz w:val="21"/>
               <w:szCs w:val="21"/>
             </w:rPr>
-            <m:t>8=(3-7)</m:t>
-          </m:r>
-          <m:r>
-            <w:rPr>
-              <w:rFonts w:ascii="Cambria Math" w:hAnsi="Cambria Math"/>
-              <w:sz w:val="21"/>
-              <w:szCs w:val="21"/>
-            </w:rPr>
-            <m:t xml:space="preserve"> </m:t>
+            <m:t xml:space="preserve">8=(3-7) </m:t>
           </m:r>
           <m:r>
             <m:rPr>
@@ -8572,15 +8428,7 @@
               <w:sz w:val="21"/>
               <w:szCs w:val="21"/>
             </w:rPr>
-            <m:t>8=-4</m:t>
-          </m:r>
-          <m:r>
-            <w:rPr>
-              <w:rFonts w:ascii="Cambria Math" w:hAnsi="Cambria Math"/>
-              <w:sz w:val="21"/>
-              <w:szCs w:val="21"/>
-            </w:rPr>
-            <m:t xml:space="preserve"> </m:t>
+            <m:t xml:space="preserve">8=-4 </m:t>
           </m:r>
           <m:r>
             <m:rPr>
@@ -8619,7 +8467,7 @@
       <w:pPr>
         <w:spacing w:after="200"/>
         <w:rPr>
-          <w:rFonts w:asciiTheme="minorEastAsia" w:hAnsiTheme="minorEastAsia"/>
+          <w:rFonts w:asciiTheme="minorEastAsia" w:hAnsiTheme="minorEastAsia" w:hint="eastAsia"/>
           <w:sz w:val="21"/>
           <w:szCs w:val="21"/>
         </w:rPr>
@@ -8638,7 +8486,7 @@
         <w:spacing w:before="240" w:after="160"/>
         <w:jc w:val="center"/>
         <w:rPr>
-          <w:rFonts w:asciiTheme="minorEastAsia" w:hAnsiTheme="minorEastAsia"/>
+          <w:rFonts w:asciiTheme="minorEastAsia" w:hAnsiTheme="minorEastAsia" w:hint="eastAsia"/>
           <w:sz w:val="21"/>
           <w:szCs w:val="21"/>
         </w:rPr>
@@ -8717,7 +8565,7 @@
       <w:pPr>
         <w:spacing w:after="200"/>
         <w:rPr>
-          <w:rFonts w:asciiTheme="minorEastAsia" w:hAnsiTheme="minorEastAsia"/>
+          <w:rFonts w:asciiTheme="minorEastAsia" w:hAnsiTheme="minorEastAsia" w:hint="eastAsia"/>
           <w:sz w:val="21"/>
           <w:szCs w:val="21"/>
         </w:rPr>
@@ -8735,7 +8583,7 @@
       <w:pPr>
         <w:spacing w:after="120"/>
         <w:rPr>
-          <w:rFonts w:asciiTheme="minorEastAsia" w:hAnsiTheme="minorEastAsia"/>
+          <w:rFonts w:asciiTheme="minorEastAsia" w:hAnsiTheme="minorEastAsia" w:hint="eastAsia"/>
           <w:sz w:val="21"/>
           <w:szCs w:val="21"/>
         </w:rPr>
@@ -8753,7 +8601,7 @@
       <w:pPr>
         <w:spacing w:after="200"/>
         <w:rPr>
-          <w:rFonts w:asciiTheme="minorEastAsia" w:hAnsiTheme="minorEastAsia"/>
+          <w:rFonts w:asciiTheme="minorEastAsia" w:hAnsiTheme="minorEastAsia" w:hint="eastAsia"/>
           <w:sz w:val="21"/>
           <w:szCs w:val="21"/>
         </w:rPr>
@@ -8792,7 +8640,7 @@
               <w:spacing w:after="200"/>
               <w:jc w:val="center"/>
               <w:rPr>
-                <w:rFonts w:asciiTheme="minorEastAsia" w:hAnsiTheme="minorEastAsia"/>
+                <w:rFonts w:asciiTheme="minorEastAsia" w:hAnsiTheme="minorEastAsia" w:hint="eastAsia"/>
                 <w:sz w:val="21"/>
                 <w:szCs w:val="21"/>
               </w:rPr>
@@ -8859,7 +8707,7 @@
       <w:pPr>
         <w:spacing w:after="200"/>
         <w:rPr>
-          <w:rFonts w:asciiTheme="minorEastAsia" w:hAnsiTheme="minorEastAsia"/>
+          <w:rFonts w:asciiTheme="minorEastAsia" w:hAnsiTheme="minorEastAsia" w:hint="eastAsia"/>
           <w:sz w:val="21"/>
           <w:szCs w:val="21"/>
         </w:rPr>
@@ -8869,7 +8717,7 @@
       <w:pPr>
         <w:spacing w:after="120"/>
         <w:rPr>
-          <w:rFonts w:asciiTheme="minorEastAsia" w:hAnsiTheme="minorEastAsia"/>
+          <w:rFonts w:asciiTheme="minorEastAsia" w:hAnsiTheme="minorEastAsia" w:hint="eastAsia"/>
           <w:sz w:val="21"/>
           <w:szCs w:val="21"/>
         </w:rPr>
@@ -8889,7 +8737,7 @@
       <w:pPr>
         <w:spacing w:after="200"/>
         <w:rPr>
-          <w:rFonts w:asciiTheme="minorEastAsia" w:hAnsiTheme="minorEastAsia"/>
+          <w:rFonts w:asciiTheme="minorEastAsia" w:hAnsiTheme="minorEastAsia" w:hint="eastAsia"/>
           <w:sz w:val="21"/>
           <w:szCs w:val="21"/>
         </w:rPr>
@@ -8908,7 +8756,7 @@
         <w:pStyle w:val="3"/>
         <w:spacing w:after="200"/>
         <w:rPr>
-          <w:rFonts w:asciiTheme="minorEastAsia" w:hAnsiTheme="minorEastAsia"/>
+          <w:rFonts w:asciiTheme="minorEastAsia" w:hAnsiTheme="minorEastAsia" w:hint="eastAsia"/>
           <w:sz w:val="24"/>
           <w:szCs w:val="24"/>
         </w:rPr>
@@ -8926,7 +8774,7 @@
       <w:pPr>
         <w:spacing w:after="120"/>
         <w:rPr>
-          <w:rFonts w:asciiTheme="minorEastAsia" w:hAnsiTheme="minorEastAsia"/>
+          <w:rFonts w:asciiTheme="minorEastAsia" w:hAnsiTheme="minorEastAsia" w:hint="eastAsia"/>
           <w:sz w:val="21"/>
           <w:szCs w:val="21"/>
         </w:rPr>
@@ -8988,7 +8836,7 @@
       <w:pPr>
         <w:spacing w:after="200"/>
         <w:rPr>
-          <w:rFonts w:asciiTheme="minorEastAsia" w:hAnsiTheme="minorEastAsia"/>
+          <w:rFonts w:asciiTheme="minorEastAsia" w:hAnsiTheme="minorEastAsia" w:hint="eastAsia"/>
           <w:sz w:val="21"/>
           <w:szCs w:val="21"/>
         </w:rPr>
@@ -9027,7 +8875,7 @@
               <w:spacing w:after="200"/>
               <w:jc w:val="center"/>
               <w:rPr>
-                <w:rFonts w:asciiTheme="minorEastAsia" w:hAnsiTheme="minorEastAsia"/>
+                <w:rFonts w:asciiTheme="minorEastAsia" w:hAnsiTheme="minorEastAsia" w:hint="eastAsia"/>
                 <w:sz w:val="21"/>
                 <w:szCs w:val="21"/>
               </w:rPr>
@@ -9093,7 +8941,7 @@
       <w:pPr>
         <w:spacing w:after="200"/>
         <w:rPr>
-          <w:rFonts w:asciiTheme="minorEastAsia" w:hAnsiTheme="minorEastAsia"/>
+          <w:rFonts w:asciiTheme="minorEastAsia" w:hAnsiTheme="minorEastAsia" w:hint="eastAsia"/>
           <w:sz w:val="21"/>
           <w:szCs w:val="21"/>
         </w:rPr>
@@ -9103,7 +8951,7 @@
       <w:pPr>
         <w:spacing w:after="120"/>
         <w:rPr>
-          <w:rFonts w:asciiTheme="minorEastAsia" w:hAnsiTheme="minorEastAsia"/>
+          <w:rFonts w:asciiTheme="minorEastAsia" w:hAnsiTheme="minorEastAsia" w:hint="eastAsia"/>
           <w:sz w:val="21"/>
           <w:szCs w:val="21"/>
         </w:rPr>
@@ -9123,7 +8971,7 @@
       <w:pPr>
         <w:spacing w:after="200"/>
         <w:rPr>
-          <w:rFonts w:asciiTheme="minorEastAsia" w:hAnsiTheme="minorEastAsia"/>
+          <w:rFonts w:asciiTheme="minorEastAsia" w:hAnsiTheme="minorEastAsia" w:hint="eastAsia"/>
           <w:sz w:val="21"/>
           <w:szCs w:val="21"/>
         </w:rPr>
@@ -9161,7 +9009,7 @@
         <w:spacing w:before="240" w:after="160"/>
         <w:jc w:val="center"/>
         <w:rPr>
-          <w:rFonts w:asciiTheme="minorEastAsia" w:hAnsiTheme="minorEastAsia"/>
+          <w:rFonts w:asciiTheme="minorEastAsia" w:hAnsiTheme="minorEastAsia" w:hint="eastAsia"/>
           <w:sz w:val="21"/>
           <w:szCs w:val="21"/>
         </w:rPr>
@@ -9260,7 +9108,7 @@
       <w:pPr>
         <w:spacing w:after="200"/>
         <w:rPr>
-          <w:rFonts w:asciiTheme="minorEastAsia" w:hAnsiTheme="minorEastAsia"/>
+          <w:rFonts w:asciiTheme="minorEastAsia" w:hAnsiTheme="minorEastAsia" w:hint="eastAsia"/>
           <w:sz w:val="21"/>
           <w:szCs w:val="21"/>
         </w:rPr>
@@ -9369,7 +9217,7 @@
         <w:spacing w:before="240" w:after="160"/>
         <w:jc w:val="center"/>
         <w:rPr>
-          <w:rFonts w:asciiTheme="minorEastAsia" w:hAnsiTheme="minorEastAsia"/>
+          <w:rFonts w:asciiTheme="minorEastAsia" w:hAnsiTheme="minorEastAsia" w:hint="eastAsia"/>
           <w:sz w:val="21"/>
           <w:szCs w:val="21"/>
         </w:rPr>
@@ -9507,7 +9355,7 @@
       <w:pPr>
         <w:spacing w:after="200"/>
         <w:rPr>
-          <w:rFonts w:asciiTheme="minorEastAsia" w:hAnsiTheme="minorEastAsia"/>
+          <w:rFonts w:asciiTheme="minorEastAsia" w:hAnsiTheme="minorEastAsia" w:hint="eastAsia"/>
           <w:sz w:val="21"/>
           <w:szCs w:val="21"/>
         </w:rPr>
@@ -9544,7 +9392,7 @@
         <w:spacing w:before="240" w:after="160"/>
         <w:jc w:val="center"/>
         <w:rPr>
-          <w:rFonts w:asciiTheme="minorEastAsia" w:hAnsiTheme="minorEastAsia"/>
+          <w:rFonts w:asciiTheme="minorEastAsia" w:hAnsiTheme="minorEastAsia" w:hint="eastAsia"/>
           <w:sz w:val="21"/>
           <w:szCs w:val="21"/>
         </w:rPr>
@@ -9585,7 +9433,7 @@
       <w:pPr>
         <w:spacing w:after="200"/>
         <w:rPr>
-          <w:rFonts w:asciiTheme="minorEastAsia" w:hAnsiTheme="minorEastAsia"/>
+          <w:rFonts w:asciiTheme="minorEastAsia" w:hAnsiTheme="minorEastAsia" w:hint="eastAsia"/>
           <w:sz w:val="21"/>
           <w:szCs w:val="21"/>
         </w:rPr>
@@ -9604,7 +9452,7 @@
         <w:spacing w:before="240" w:after="160"/>
         <w:jc w:val="center"/>
         <w:rPr>
-          <w:rFonts w:asciiTheme="minorEastAsia" w:hAnsiTheme="minorEastAsia"/>
+          <w:rFonts w:asciiTheme="minorEastAsia" w:hAnsiTheme="minorEastAsia" w:hint="eastAsia"/>
           <w:sz w:val="21"/>
           <w:szCs w:val="21"/>
         </w:rPr>
@@ -9645,7 +9493,7 @@
       <w:pPr>
         <w:spacing w:after="200"/>
         <w:rPr>
-          <w:rFonts w:asciiTheme="minorEastAsia" w:hAnsiTheme="minorEastAsia"/>
+          <w:rFonts w:asciiTheme="minorEastAsia" w:hAnsiTheme="minorEastAsia" w:hint="eastAsia"/>
           <w:sz w:val="21"/>
           <w:szCs w:val="21"/>
         </w:rPr>
@@ -9696,39 +9544,7 @@
               <w:sz w:val="21"/>
               <w:szCs w:val="21"/>
             </w:rPr>
-            <m:t>3</m:t>
-          </m:r>
-          <m:r>
-            <w:rPr>
-              <w:rFonts w:ascii="Cambria Math" w:hAnsi="Cambria Math"/>
-              <w:sz w:val="21"/>
-              <w:szCs w:val="21"/>
-            </w:rPr>
-            <m:t xml:space="preserve"> </m:t>
-          </m:r>
-          <m:r>
-            <w:rPr>
-              <w:rFonts w:ascii="Cambria Math" w:hAnsi="Cambria Math"/>
-              <w:sz w:val="21"/>
-              <w:szCs w:val="21"/>
-            </w:rPr>
-            <m:t>≢</m:t>
-          </m:r>
-          <m:r>
-            <w:rPr>
-              <w:rFonts w:ascii="Cambria Math" w:hAnsi="Cambria Math"/>
-              <w:sz w:val="21"/>
-              <w:szCs w:val="21"/>
-            </w:rPr>
-            <m:t xml:space="preserve"> </m:t>
-          </m:r>
-          <m:r>
-            <w:rPr>
-              <w:rFonts w:ascii="Cambria Math" w:hAnsi="Cambria Math"/>
-              <w:sz w:val="21"/>
-              <w:szCs w:val="21"/>
-            </w:rPr>
-            <m:t>7</m:t>
+            <m:t>3 ≢ 7</m:t>
           </m:r>
           <m:d>
             <m:dPr>
@@ -9758,7 +9574,7 @@
       <w:pPr>
         <w:spacing w:after="200"/>
         <w:rPr>
-          <w:rFonts w:asciiTheme="minorEastAsia" w:hAnsiTheme="minorEastAsia"/>
+          <w:rFonts w:asciiTheme="minorEastAsia" w:hAnsiTheme="minorEastAsia" w:hint="eastAsia"/>
           <w:sz w:val="21"/>
           <w:szCs w:val="21"/>
         </w:rPr>
@@ -9776,7 +9592,7 @@
       <w:pPr>
         <w:spacing w:after="120"/>
         <w:rPr>
-          <w:rFonts w:asciiTheme="minorEastAsia" w:hAnsiTheme="minorEastAsia"/>
+          <w:rFonts w:asciiTheme="minorEastAsia" w:hAnsiTheme="minorEastAsia" w:hint="eastAsia"/>
           <w:sz w:val="21"/>
           <w:szCs w:val="21"/>
         </w:rPr>
@@ -9856,7 +9672,7 @@
       <w:pPr>
         <w:spacing w:after="200"/>
         <w:rPr>
-          <w:rFonts w:asciiTheme="minorEastAsia" w:hAnsiTheme="minorEastAsia"/>
+          <w:rFonts w:asciiTheme="minorEastAsia" w:hAnsiTheme="minorEastAsia" w:hint="eastAsia"/>
           <w:sz w:val="21"/>
           <w:szCs w:val="21"/>
         </w:rPr>
@@ -9875,7 +9691,7 @@
         <w:pStyle w:val="3"/>
         <w:spacing w:after="200"/>
         <w:rPr>
-          <w:rFonts w:asciiTheme="minorEastAsia" w:hAnsiTheme="minorEastAsia"/>
+          <w:rFonts w:asciiTheme="minorEastAsia" w:hAnsiTheme="minorEastAsia" w:hint="eastAsia"/>
           <w:sz w:val="24"/>
           <w:szCs w:val="24"/>
         </w:rPr>
@@ -9948,7 +9764,7 @@
         <w:spacing w:before="240" w:after="160"/>
         <w:jc w:val="center"/>
         <w:rPr>
-          <w:rFonts w:asciiTheme="minorEastAsia" w:hAnsiTheme="minorEastAsia"/>
+          <w:rFonts w:asciiTheme="minorEastAsia" w:hAnsiTheme="minorEastAsia" w:hint="eastAsia"/>
           <w:sz w:val="21"/>
           <w:szCs w:val="21"/>
         </w:rPr>
@@ -10028,7 +9844,7 @@
       <w:pPr>
         <w:spacing w:after="200"/>
         <w:rPr>
-          <w:rFonts w:asciiTheme="minorEastAsia" w:hAnsiTheme="minorEastAsia"/>
+          <w:rFonts w:asciiTheme="minorEastAsia" w:hAnsiTheme="minorEastAsia" w:hint="eastAsia"/>
           <w:sz w:val="21"/>
           <w:szCs w:val="21"/>
         </w:rPr>
@@ -10130,7 +9946,7 @@
         <w:spacing w:before="240" w:after="160"/>
         <w:jc w:val="center"/>
         <w:rPr>
-          <w:rFonts w:asciiTheme="minorEastAsia" w:hAnsiTheme="minorEastAsia"/>
+          <w:rFonts w:asciiTheme="minorEastAsia" w:hAnsiTheme="minorEastAsia" w:hint="eastAsia"/>
           <w:sz w:val="21"/>
           <w:szCs w:val="21"/>
         </w:rPr>
@@ -10153,7 +9969,7 @@
       <w:pPr>
         <w:spacing w:after="200"/>
         <w:rPr>
-          <w:rFonts w:asciiTheme="minorEastAsia" w:hAnsiTheme="minorEastAsia"/>
+          <w:rFonts w:asciiTheme="minorEastAsia" w:hAnsiTheme="minorEastAsia" w:hint="eastAsia"/>
           <w:sz w:val="21"/>
           <w:szCs w:val="21"/>
         </w:rPr>
@@ -10203,7 +10019,6 @@
             <w:pPr>
               <w:spacing w:after="100"/>
               <w:rPr>
-                <w:rFonts w:hint="eastAsia"/>
                 <w:sz w:val="21"/>
                 <w:szCs w:val="21"/>
               </w:rPr>
@@ -10305,7 +10120,6 @@
       <w:pPr>
         <w:spacing w:after="100"/>
         <w:rPr>
-          <w:rFonts w:hint="eastAsia"/>
           <w:sz w:val="21"/>
           <w:szCs w:val="21"/>
         </w:rPr>
@@ -10316,7 +10130,7 @@
         <w:pStyle w:val="2"/>
         <w:spacing w:after="200"/>
         <w:rPr>
-          <w:rFonts w:asciiTheme="minorEastAsia" w:hAnsiTheme="minorEastAsia"/>
+          <w:rFonts w:asciiTheme="minorEastAsia" w:hAnsiTheme="minorEastAsia" w:hint="eastAsia"/>
           <w:sz w:val="28"/>
           <w:szCs w:val="28"/>
         </w:rPr>
@@ -10425,7 +10239,7 @@
         <w:spacing w:before="240" w:after="160"/>
         <w:jc w:val="center"/>
         <w:rPr>
-          <w:rFonts w:asciiTheme="minorEastAsia" w:hAnsiTheme="minorEastAsia"/>
+          <w:rFonts w:asciiTheme="minorEastAsia" w:hAnsiTheme="minorEastAsia" w:hint="eastAsia"/>
           <w:sz w:val="21"/>
           <w:szCs w:val="21"/>
         </w:rPr>
@@ -10486,7 +10300,7 @@
       <w:pPr>
         <w:spacing w:after="200"/>
         <w:rPr>
-          <w:rFonts w:asciiTheme="minorEastAsia" w:hAnsiTheme="minorEastAsia"/>
+          <w:rFonts w:asciiTheme="minorEastAsia" w:hAnsiTheme="minorEastAsia" w:hint="eastAsia"/>
           <w:sz w:val="21"/>
           <w:szCs w:val="21"/>
         </w:rPr>
@@ -10523,7 +10337,7 @@
         <w:spacing w:before="240" w:after="160"/>
         <w:jc w:val="center"/>
         <w:rPr>
-          <w:rFonts w:asciiTheme="minorEastAsia" w:hAnsiTheme="minorEastAsia"/>
+          <w:rFonts w:asciiTheme="minorEastAsia" w:hAnsiTheme="minorEastAsia" w:hint="eastAsia"/>
           <w:sz w:val="21"/>
           <w:szCs w:val="21"/>
         </w:rPr>
@@ -10677,7 +10491,7 @@
       <w:pPr>
         <w:spacing w:after="200"/>
         <w:rPr>
-          <w:rFonts w:asciiTheme="minorEastAsia" w:hAnsiTheme="minorEastAsia"/>
+          <w:rFonts w:asciiTheme="minorEastAsia" w:hAnsiTheme="minorEastAsia" w:hint="eastAsia"/>
           <w:sz w:val="21"/>
           <w:szCs w:val="21"/>
         </w:rPr>
@@ -10714,7 +10528,7 @@
         <w:spacing w:before="240" w:after="160"/>
         <w:jc w:val="center"/>
         <w:rPr>
-          <w:rFonts w:asciiTheme="minorEastAsia" w:hAnsiTheme="minorEastAsia"/>
+          <w:rFonts w:asciiTheme="minorEastAsia" w:hAnsiTheme="minorEastAsia" w:hint="eastAsia"/>
           <w:sz w:val="21"/>
           <w:szCs w:val="21"/>
         </w:rPr>
@@ -10868,7 +10682,7 @@
       <w:pPr>
         <w:spacing w:after="200"/>
         <w:rPr>
-          <w:rFonts w:asciiTheme="minorEastAsia" w:hAnsiTheme="minorEastAsia"/>
+          <w:rFonts w:asciiTheme="minorEastAsia" w:hAnsiTheme="minorEastAsia" w:hint="eastAsia"/>
           <w:sz w:val="21"/>
           <w:szCs w:val="21"/>
         </w:rPr>
@@ -10905,7 +10719,7 @@
         <w:spacing w:before="240" w:after="160"/>
         <w:jc w:val="center"/>
         <w:rPr>
-          <w:rFonts w:asciiTheme="minorEastAsia" w:hAnsiTheme="minorEastAsia"/>
+          <w:rFonts w:asciiTheme="minorEastAsia" w:hAnsiTheme="minorEastAsia" w:hint="eastAsia"/>
           <w:sz w:val="21"/>
           <w:szCs w:val="21"/>
         </w:rPr>
@@ -11028,7 +10842,7 @@
       <w:pPr>
         <w:spacing w:after="200"/>
         <w:rPr>
-          <w:rFonts w:asciiTheme="minorEastAsia" w:hAnsiTheme="minorEastAsia"/>
+          <w:rFonts w:asciiTheme="minorEastAsia" w:hAnsiTheme="minorEastAsia" w:hint="eastAsia"/>
           <w:sz w:val="21"/>
           <w:szCs w:val="21"/>
         </w:rPr>
@@ -11149,7 +10963,7 @@
       <w:pPr>
         <w:spacing w:after="200"/>
         <w:rPr>
-          <w:rFonts w:asciiTheme="minorEastAsia" w:hAnsiTheme="minorEastAsia"/>
+          <w:rFonts w:asciiTheme="minorEastAsia" w:hAnsiTheme="minorEastAsia" w:hint="eastAsia"/>
           <w:sz w:val="21"/>
           <w:szCs w:val="21"/>
         </w:rPr>
@@ -11204,7 +11018,7 @@
         <w:spacing w:before="240" w:after="160"/>
         <w:jc w:val="center"/>
         <w:rPr>
-          <w:rFonts w:asciiTheme="minorEastAsia" w:hAnsiTheme="minorEastAsia"/>
+          <w:rFonts w:asciiTheme="minorEastAsia" w:hAnsiTheme="minorEastAsia" w:hint="eastAsia"/>
           <w:sz w:val="21"/>
           <w:szCs w:val="21"/>
         </w:rPr>
@@ -11217,39 +11031,7 @@
               <w:sz w:val="21"/>
               <w:szCs w:val="21"/>
             </w:rPr>
-            <m:t>d=1,</m:t>
-          </m:r>
-          <m:r>
-            <w:rPr>
-              <w:rFonts w:ascii="Cambria Math" w:hAnsi="Cambria Math"/>
-              <w:sz w:val="21"/>
-              <w:szCs w:val="21"/>
-            </w:rPr>
-            <m:t xml:space="preserve"> </m:t>
-          </m:r>
-          <m:r>
-            <w:rPr>
-              <w:rFonts w:ascii="Cambria Math" w:hAnsi="Cambria Math"/>
-              <w:sz w:val="21"/>
-              <w:szCs w:val="21"/>
-            </w:rPr>
-            <m:t xml:space="preserve"> x=-111,</m:t>
-          </m:r>
-          <m:r>
-            <w:rPr>
-              <w:rFonts w:ascii="Cambria Math" w:hAnsi="Cambria Math"/>
-              <w:sz w:val="21"/>
-              <w:szCs w:val="21"/>
-            </w:rPr>
-            <m:t xml:space="preserve"> </m:t>
-          </m:r>
-          <m:r>
-            <w:rPr>
-              <w:rFonts w:ascii="Cambria Math" w:hAnsi="Cambria Math"/>
-              <w:sz w:val="21"/>
-              <w:szCs w:val="21"/>
-            </w:rPr>
-            <m:t xml:space="preserve"> y=355</m:t>
+            <m:t>d=1,  x=-111,  y=355</m:t>
           </m:r>
         </m:oMath>
       </m:oMathPara>
@@ -11258,7 +11040,7 @@
       <w:pPr>
         <w:spacing w:after="200"/>
         <w:rPr>
-          <w:rFonts w:asciiTheme="minorEastAsia" w:hAnsiTheme="minorEastAsia"/>
+          <w:rFonts w:asciiTheme="minorEastAsia" w:hAnsiTheme="minorEastAsia" w:hint="eastAsia"/>
           <w:sz w:val="21"/>
           <w:szCs w:val="21"/>
         </w:rPr>
@@ -11296,7 +11078,7 @@
         <w:spacing w:before="240" w:after="160"/>
         <w:jc w:val="center"/>
         <w:rPr>
-          <w:rFonts w:asciiTheme="minorEastAsia" w:hAnsiTheme="minorEastAsia"/>
+          <w:rFonts w:asciiTheme="minorEastAsia" w:hAnsiTheme="minorEastAsia" w:hint="eastAsia"/>
           <w:sz w:val="21"/>
           <w:szCs w:val="21"/>
         </w:rPr>
@@ -11318,7 +11100,7 @@
       <w:pPr>
         <w:spacing w:after="200"/>
         <w:rPr>
-          <w:rFonts w:asciiTheme="minorEastAsia" w:hAnsiTheme="minorEastAsia"/>
+          <w:rFonts w:asciiTheme="minorEastAsia" w:hAnsiTheme="minorEastAsia" w:hint="eastAsia"/>
           <w:sz w:val="21"/>
           <w:szCs w:val="21"/>
         </w:rPr>
@@ -11357,7 +11139,7 @@
               <w:spacing w:after="200"/>
               <w:jc w:val="center"/>
               <w:rPr>
-                <w:rFonts w:asciiTheme="minorEastAsia" w:hAnsiTheme="minorEastAsia"/>
+                <w:rFonts w:asciiTheme="minorEastAsia" w:hAnsiTheme="minorEastAsia" w:hint="eastAsia"/>
                 <w:sz w:val="21"/>
                 <w:szCs w:val="21"/>
               </w:rPr>
@@ -11423,7 +11205,7 @@
       <w:pPr>
         <w:spacing w:after="200"/>
         <w:rPr>
-          <w:rFonts w:asciiTheme="minorEastAsia" w:hAnsiTheme="minorEastAsia"/>
+          <w:rFonts w:asciiTheme="minorEastAsia" w:hAnsiTheme="minorEastAsia" w:hint="eastAsia"/>
           <w:sz w:val="21"/>
           <w:szCs w:val="21"/>
         </w:rPr>
@@ -11433,7 +11215,7 @@
       <w:pPr>
         <w:spacing w:after="120"/>
         <w:rPr>
-          <w:rFonts w:asciiTheme="minorEastAsia" w:hAnsiTheme="minorEastAsia"/>
+          <w:rFonts w:asciiTheme="minorEastAsia" w:hAnsiTheme="minorEastAsia" w:hint="eastAsia"/>
           <w:sz w:val="21"/>
           <w:szCs w:val="21"/>
         </w:rPr>
@@ -11453,7 +11235,7 @@
       <w:pPr>
         <w:spacing w:after="200"/>
         <w:rPr>
-          <w:rFonts w:asciiTheme="minorEastAsia" w:hAnsiTheme="minorEastAsia"/>
+          <w:rFonts w:asciiTheme="minorEastAsia" w:hAnsiTheme="minorEastAsia" w:hint="eastAsia"/>
           <w:sz w:val="21"/>
           <w:szCs w:val="21"/>
         </w:rPr>
@@ -11472,7 +11254,7 @@
         <w:pStyle w:val="2"/>
         <w:spacing w:after="200"/>
         <w:rPr>
-          <w:rFonts w:asciiTheme="minorEastAsia" w:hAnsiTheme="minorEastAsia"/>
+          <w:rFonts w:asciiTheme="minorEastAsia" w:hAnsiTheme="minorEastAsia" w:hint="eastAsia"/>
           <w:sz w:val="28"/>
           <w:szCs w:val="28"/>
         </w:rPr>
@@ -11490,7 +11272,7 @@
       <w:pPr>
         <w:spacing w:after="120"/>
         <w:rPr>
-          <w:rFonts w:asciiTheme="minorEastAsia" w:hAnsiTheme="minorEastAsia"/>
+          <w:rFonts w:asciiTheme="minorEastAsia" w:hAnsiTheme="minorEastAsia" w:hint="eastAsia"/>
           <w:sz w:val="21"/>
           <w:szCs w:val="21"/>
         </w:rPr>
@@ -11544,7 +11326,7 @@
       <w:pPr>
         <w:spacing w:after="200"/>
         <w:rPr>
-          <w:rFonts w:asciiTheme="minorEastAsia" w:hAnsiTheme="minorEastAsia"/>
+          <w:rFonts w:asciiTheme="minorEastAsia" w:hAnsiTheme="minorEastAsia" w:hint="eastAsia"/>
           <w:sz w:val="21"/>
           <w:szCs w:val="21"/>
         </w:rPr>
@@ -11563,7 +11345,7 @@
         <w:pStyle w:val="3"/>
         <w:spacing w:after="200"/>
         <w:rPr>
-          <w:rFonts w:asciiTheme="minorEastAsia" w:hAnsiTheme="minorEastAsia"/>
+          <w:rFonts w:asciiTheme="minorEastAsia" w:hAnsiTheme="minorEastAsia" w:hint="eastAsia"/>
           <w:sz w:val="24"/>
           <w:szCs w:val="24"/>
         </w:rPr>
@@ -11618,7 +11400,7 @@
         <w:spacing w:before="240" w:after="160"/>
         <w:jc w:val="center"/>
         <w:rPr>
-          <w:rFonts w:asciiTheme="minorEastAsia" w:hAnsiTheme="minorEastAsia"/>
+          <w:rFonts w:asciiTheme="minorEastAsia" w:hAnsiTheme="minorEastAsia" w:hint="eastAsia"/>
           <w:sz w:val="21"/>
           <w:szCs w:val="21"/>
         </w:rPr>
@@ -11879,7 +11661,7 @@
       <w:pPr>
         <w:spacing w:after="200"/>
         <w:rPr>
-          <w:rFonts w:asciiTheme="minorEastAsia" w:hAnsiTheme="minorEastAsia"/>
+          <w:rFonts w:asciiTheme="minorEastAsia" w:hAnsiTheme="minorEastAsia" w:hint="eastAsia"/>
           <w:sz w:val="21"/>
           <w:szCs w:val="21"/>
         </w:rPr>
@@ -11897,7 +11679,7 @@
       <w:pPr>
         <w:spacing w:before="240" w:after="120"/>
         <w:rPr>
-          <w:rFonts w:asciiTheme="minorEastAsia" w:hAnsiTheme="minorEastAsia"/>
+          <w:rFonts w:asciiTheme="minorEastAsia" w:hAnsiTheme="minorEastAsia" w:hint="eastAsia"/>
           <w:sz w:val="21"/>
           <w:szCs w:val="21"/>
         </w:rPr>
@@ -12010,7 +11792,7 @@
       <w:pPr>
         <w:spacing w:after="200"/>
         <w:rPr>
-          <w:rFonts w:asciiTheme="minorEastAsia" w:hAnsiTheme="minorEastAsia"/>
+          <w:rFonts w:asciiTheme="minorEastAsia" w:hAnsiTheme="minorEastAsia" w:hint="eastAsia"/>
           <w:sz w:val="21"/>
           <w:szCs w:val="21"/>
         </w:rPr>
@@ -12051,7 +11833,7 @@
         </w:numPr>
         <w:spacing w:after="100"/>
         <w:rPr>
-          <w:rFonts w:asciiTheme="minorEastAsia" w:hAnsiTheme="minorEastAsia"/>
+          <w:rFonts w:asciiTheme="minorEastAsia" w:hAnsiTheme="minorEastAsia" w:hint="eastAsia"/>
           <w:sz w:val="21"/>
           <w:szCs w:val="21"/>
         </w:rPr>
@@ -12084,7 +11866,7 @@
         </w:numPr>
         <w:spacing w:after="100"/>
         <w:rPr>
-          <w:rFonts w:asciiTheme="minorEastAsia" w:hAnsiTheme="minorEastAsia"/>
+          <w:rFonts w:asciiTheme="minorEastAsia" w:hAnsiTheme="minorEastAsia" w:hint="eastAsia"/>
           <w:sz w:val="21"/>
           <w:szCs w:val="21"/>
         </w:rPr>
@@ -12221,7 +12003,7 @@
       <w:pPr>
         <w:spacing w:after="200"/>
         <w:rPr>
-          <w:rFonts w:asciiTheme="minorEastAsia" w:hAnsiTheme="minorEastAsia"/>
+          <w:rFonts w:asciiTheme="minorEastAsia" w:hAnsiTheme="minorEastAsia" w:hint="eastAsia"/>
           <w:sz w:val="21"/>
           <w:szCs w:val="21"/>
         </w:rPr>
@@ -12294,7 +12076,7 @@
         <w:spacing w:before="240" w:after="160"/>
         <w:jc w:val="center"/>
         <w:rPr>
-          <w:rFonts w:asciiTheme="minorEastAsia" w:hAnsiTheme="minorEastAsia"/>
+          <w:rFonts w:asciiTheme="minorEastAsia" w:hAnsiTheme="minorEastAsia" w:hint="eastAsia"/>
           <w:sz w:val="21"/>
           <w:szCs w:val="21"/>
         </w:rPr>
@@ -12448,7 +12230,7 @@
       <w:pPr>
         <w:spacing w:after="200"/>
         <w:rPr>
-          <w:rFonts w:asciiTheme="minorEastAsia" w:hAnsiTheme="minorEastAsia"/>
+          <w:rFonts w:asciiTheme="minorEastAsia" w:hAnsiTheme="minorEastAsia" w:hint="eastAsia"/>
           <w:sz w:val="21"/>
           <w:szCs w:val="21"/>
         </w:rPr>
@@ -12466,7 +12248,7 @@
       <w:pPr>
         <w:spacing w:after="120"/>
         <w:rPr>
-          <w:rFonts w:asciiTheme="minorEastAsia" w:hAnsiTheme="minorEastAsia"/>
+          <w:rFonts w:asciiTheme="minorEastAsia" w:hAnsiTheme="minorEastAsia" w:hint="eastAsia"/>
           <w:sz w:val="21"/>
           <w:szCs w:val="21"/>
         </w:rPr>
@@ -12525,7 +12307,7 @@
       <w:pPr>
         <w:spacing w:after="200"/>
         <w:rPr>
-          <w:rFonts w:asciiTheme="minorEastAsia" w:hAnsiTheme="minorEastAsia"/>
+          <w:rFonts w:asciiTheme="minorEastAsia" w:hAnsiTheme="minorEastAsia" w:hint="eastAsia"/>
           <w:sz w:val="21"/>
           <w:szCs w:val="21"/>
         </w:rPr>
@@ -12544,7 +12326,7 @@
         <w:pStyle w:val="3"/>
         <w:spacing w:after="200"/>
         <w:rPr>
-          <w:rFonts w:asciiTheme="minorEastAsia" w:hAnsiTheme="minorEastAsia"/>
+          <w:rFonts w:asciiTheme="minorEastAsia" w:hAnsiTheme="minorEastAsia" w:hint="eastAsia"/>
           <w:sz w:val="24"/>
           <w:szCs w:val="24"/>
         </w:rPr>
@@ -12581,7 +12363,7 @@
         <w:spacing w:before="240" w:after="160"/>
         <w:jc w:val="center"/>
         <w:rPr>
-          <w:rFonts w:asciiTheme="minorEastAsia" w:hAnsiTheme="minorEastAsia"/>
+          <w:rFonts w:asciiTheme="minorEastAsia" w:hAnsiTheme="minorEastAsia" w:hint="eastAsia"/>
           <w:sz w:val="21"/>
           <w:szCs w:val="21"/>
         </w:rPr>
@@ -12656,23 +12438,7 @@
               <w:sz w:val="21"/>
               <w:szCs w:val="21"/>
             </w:rPr>
-            <m:t>,</m:t>
-          </m:r>
-          <m:r>
-            <w:rPr>
-              <w:rFonts w:ascii="Cambria Math" w:hAnsi="Cambria Math"/>
-              <w:sz w:val="21"/>
-              <w:szCs w:val="21"/>
-            </w:rPr>
-            <m:t xml:space="preserve"> </m:t>
-          </m:r>
-          <m:r>
-            <w:rPr>
-              <w:rFonts w:ascii="Cambria Math" w:hAnsi="Cambria Math"/>
-              <w:sz w:val="21"/>
-              <w:szCs w:val="21"/>
-            </w:rPr>
-            <m:t xml:space="preserve"> b=∏</m:t>
+            <m:t>,  b=∏</m:t>
           </m:r>
           <m:sSup>
             <m:sSupPr>
@@ -12735,7 +12501,7 @@
       <w:pPr>
         <w:spacing w:after="200"/>
         <w:rPr>
-          <w:rFonts w:asciiTheme="minorEastAsia" w:hAnsiTheme="minorEastAsia"/>
+          <w:rFonts w:asciiTheme="minorEastAsia" w:hAnsiTheme="minorEastAsia" w:hint="eastAsia"/>
           <w:sz w:val="21"/>
           <w:szCs w:val="21"/>
         </w:rPr>
@@ -12790,7 +12556,7 @@
         <w:spacing w:before="240" w:after="160"/>
         <w:jc w:val="center"/>
         <w:rPr>
-          <w:rFonts w:asciiTheme="minorEastAsia" w:hAnsiTheme="minorEastAsia"/>
+          <w:rFonts w:asciiTheme="minorEastAsia" w:hAnsiTheme="minorEastAsia" w:hint="eastAsia"/>
           <w:sz w:val="21"/>
           <w:szCs w:val="21"/>
         </w:rPr>
@@ -12905,7 +12671,7 @@
       <w:pPr>
         <w:spacing w:after="200"/>
         <w:rPr>
-          <w:rFonts w:asciiTheme="minorEastAsia" w:hAnsiTheme="minorEastAsia"/>
+          <w:rFonts w:asciiTheme="minorEastAsia" w:hAnsiTheme="minorEastAsia" w:hint="eastAsia"/>
           <w:sz w:val="21"/>
           <w:szCs w:val="21"/>
         </w:rPr>
@@ -12960,7 +12726,7 @@
         <w:spacing w:before="240" w:after="160"/>
         <w:jc w:val="center"/>
         <w:rPr>
-          <w:rFonts w:asciiTheme="minorEastAsia" w:hAnsiTheme="minorEastAsia"/>
+          <w:rFonts w:asciiTheme="minorEastAsia" w:hAnsiTheme="minorEastAsia" w:hint="eastAsia"/>
           <w:sz w:val="21"/>
           <w:szCs w:val="21"/>
         </w:rPr>
@@ -13091,7 +12857,7 @@
       <w:pPr>
         <w:spacing w:after="200"/>
         <w:rPr>
-          <w:rFonts w:asciiTheme="minorEastAsia" w:hAnsiTheme="minorEastAsia"/>
+          <w:rFonts w:asciiTheme="minorEastAsia" w:hAnsiTheme="minorEastAsia" w:hint="eastAsia"/>
           <w:sz w:val="21"/>
           <w:szCs w:val="21"/>
         </w:rPr>
@@ -13353,7 +13119,7 @@
         <w:spacing w:before="240" w:after="160"/>
         <w:jc w:val="center"/>
         <w:rPr>
-          <w:rFonts w:asciiTheme="minorEastAsia" w:hAnsiTheme="minorEastAsia"/>
+          <w:rFonts w:asciiTheme="minorEastAsia" w:hAnsiTheme="minorEastAsia" w:hint="eastAsia"/>
           <w:sz w:val="21"/>
           <w:szCs w:val="21"/>
         </w:rPr>
@@ -13492,7 +13258,7 @@
       <w:pPr>
         <w:spacing w:after="200"/>
         <w:rPr>
-          <w:rFonts w:asciiTheme="minorEastAsia" w:hAnsiTheme="minorEastAsia"/>
+          <w:rFonts w:asciiTheme="minorEastAsia" w:hAnsiTheme="minorEastAsia" w:hint="eastAsia"/>
           <w:sz w:val="21"/>
           <w:szCs w:val="21"/>
         </w:rPr>
@@ -13511,7 +13277,7 @@
         <w:pStyle w:val="2"/>
         <w:spacing w:after="200"/>
         <w:rPr>
-          <w:rFonts w:asciiTheme="minorEastAsia" w:hAnsiTheme="minorEastAsia"/>
+          <w:rFonts w:asciiTheme="minorEastAsia" w:hAnsiTheme="minorEastAsia" w:hint="eastAsia"/>
           <w:sz w:val="28"/>
           <w:szCs w:val="28"/>
         </w:rPr>
@@ -13529,7 +13295,7 @@
       <w:pPr>
         <w:spacing w:after="120"/>
         <w:rPr>
-          <w:rFonts w:asciiTheme="minorEastAsia" w:hAnsiTheme="minorEastAsia"/>
+          <w:rFonts w:asciiTheme="minorEastAsia" w:hAnsiTheme="minorEastAsia" w:hint="eastAsia"/>
           <w:sz w:val="21"/>
           <w:szCs w:val="21"/>
         </w:rPr>
@@ -13547,7 +13313,7 @@
       <w:pPr>
         <w:spacing w:after="200"/>
         <w:rPr>
-          <w:rFonts w:asciiTheme="minorEastAsia" w:hAnsiTheme="minorEastAsia"/>
+          <w:rFonts w:asciiTheme="minorEastAsia" w:hAnsiTheme="minorEastAsia" w:hint="eastAsia"/>
           <w:sz w:val="21"/>
           <w:szCs w:val="21"/>
         </w:rPr>
@@ -13638,7 +13404,7 @@
         <w:spacing w:before="240" w:after="160"/>
         <w:jc w:val="center"/>
         <w:rPr>
-          <w:rFonts w:asciiTheme="minorEastAsia" w:hAnsiTheme="minorEastAsia"/>
+          <w:rFonts w:asciiTheme="minorEastAsia" w:hAnsiTheme="minorEastAsia" w:hint="eastAsia"/>
           <w:sz w:val="21"/>
           <w:szCs w:val="21"/>
         </w:rPr>
@@ -13749,7 +13515,7 @@
       <w:pPr>
         <w:spacing w:after="200"/>
         <w:rPr>
-          <w:rFonts w:asciiTheme="minorEastAsia" w:hAnsiTheme="minorEastAsia"/>
+          <w:rFonts w:asciiTheme="minorEastAsia" w:hAnsiTheme="minorEastAsia" w:hint="eastAsia"/>
           <w:sz w:val="21"/>
           <w:szCs w:val="21"/>
         </w:rPr>
@@ -13822,7 +13588,7 @@
         <w:spacing w:before="240" w:after="160"/>
         <w:jc w:val="center"/>
         <w:rPr>
-          <w:rFonts w:asciiTheme="minorEastAsia" w:hAnsiTheme="minorEastAsia"/>
+          <w:rFonts w:asciiTheme="minorEastAsia" w:hAnsiTheme="minorEastAsia" w:hint="eastAsia"/>
           <w:sz w:val="21"/>
           <w:szCs w:val="21"/>
         </w:rPr>
@@ -13933,7 +13699,7 @@
       <w:pPr>
         <w:spacing w:after="200"/>
         <w:rPr>
-          <w:rFonts w:asciiTheme="minorEastAsia" w:hAnsiTheme="minorEastAsia"/>
+          <w:rFonts w:asciiTheme="minorEastAsia" w:hAnsiTheme="minorEastAsia" w:hint="eastAsia"/>
           <w:sz w:val="21"/>
           <w:szCs w:val="21"/>
         </w:rPr>
@@ -14061,7 +13827,7 @@
         <w:spacing w:before="240" w:after="160"/>
         <w:jc w:val="center"/>
         <w:rPr>
-          <w:rFonts w:asciiTheme="minorEastAsia" w:hAnsiTheme="minorEastAsia"/>
+          <w:rFonts w:asciiTheme="minorEastAsia" w:hAnsiTheme="minorEastAsia" w:hint="eastAsia"/>
           <w:sz w:val="21"/>
           <w:szCs w:val="21"/>
         </w:rPr>
@@ -14133,7 +13899,7 @@
       <w:pPr>
         <w:spacing w:after="200"/>
         <w:rPr>
-          <w:rFonts w:asciiTheme="minorEastAsia" w:hAnsiTheme="minorEastAsia"/>
+          <w:rFonts w:asciiTheme="minorEastAsia" w:hAnsiTheme="minorEastAsia" w:hint="eastAsia"/>
           <w:sz w:val="21"/>
           <w:szCs w:val="21"/>
         </w:rPr>
@@ -14152,7 +13918,7 @@
         <w:pStyle w:val="2"/>
         <w:spacing w:after="200"/>
         <w:rPr>
-          <w:rFonts w:asciiTheme="minorEastAsia" w:hAnsiTheme="minorEastAsia"/>
+          <w:rFonts w:asciiTheme="minorEastAsia" w:hAnsiTheme="minorEastAsia" w:hint="eastAsia"/>
           <w:sz w:val="28"/>
           <w:szCs w:val="28"/>
         </w:rPr>
@@ -14163,14 +13929,30 @@
           <w:sz w:val="28"/>
           <w:szCs w:val="28"/>
         </w:rPr>
-        <w:t>7. 学习目标 8：欧拉函数</w:t>
+        <w:t xml:space="preserve">7. 学习目标 </w:t>
+      </w:r>
+      <w:r>
+        <w:rPr>
+          <w:rFonts w:asciiTheme="minorEastAsia" w:hAnsiTheme="minorEastAsia" w:hint="eastAsia"/>
+          <w:sz w:val="28"/>
+          <w:szCs w:val="28"/>
+        </w:rPr>
+        <w:t>7</w:t>
+      </w:r>
+      <w:r>
+        <w:rPr>
+          <w:rFonts w:asciiTheme="minorEastAsia" w:hAnsiTheme="minorEastAsia"/>
+          <w:sz w:val="28"/>
+          <w:szCs w:val="28"/>
+        </w:rPr>
+        <w:t>：欧拉函数</w:t>
       </w:r>
     </w:p>
     <w:p>
       <w:pPr>
         <w:spacing w:after="120"/>
         <w:rPr>
-          <w:rFonts w:asciiTheme="minorEastAsia" w:hAnsiTheme="minorEastAsia"/>
+          <w:rFonts w:asciiTheme="minorEastAsia" w:hAnsiTheme="minorEastAsia" w:hint="eastAsia"/>
           <w:sz w:val="21"/>
           <w:szCs w:val="21"/>
         </w:rPr>
@@ -14242,7 +14024,7 @@
       <w:pPr>
         <w:spacing w:after="200"/>
         <w:rPr>
-          <w:rFonts w:asciiTheme="minorEastAsia" w:hAnsiTheme="minorEastAsia"/>
+          <w:rFonts w:asciiTheme="minorEastAsia" w:hAnsiTheme="minorEastAsia" w:hint="eastAsia"/>
           <w:sz w:val="21"/>
           <w:szCs w:val="21"/>
         </w:rPr>
@@ -14283,7 +14065,7 @@
         </w:numPr>
         <w:spacing w:after="100"/>
         <w:rPr>
-          <w:rFonts w:asciiTheme="minorEastAsia" w:hAnsiTheme="minorEastAsia"/>
+          <w:rFonts w:asciiTheme="minorEastAsia" w:hAnsiTheme="minorEastAsia" w:hint="eastAsia"/>
           <w:sz w:val="21"/>
           <w:szCs w:val="21"/>
         </w:rPr>
@@ -14316,7 +14098,7 @@
         </w:numPr>
         <w:spacing w:after="100"/>
         <w:rPr>
-          <w:rFonts w:asciiTheme="minorEastAsia" w:hAnsiTheme="minorEastAsia"/>
+          <w:rFonts w:asciiTheme="minorEastAsia" w:hAnsiTheme="minorEastAsia" w:hint="eastAsia"/>
           <w:sz w:val="21"/>
           <w:szCs w:val="21"/>
         </w:rPr>
@@ -14344,7 +14126,7 @@
       <w:pPr>
         <w:spacing w:after="200"/>
         <w:rPr>
-          <w:rFonts w:asciiTheme="minorEastAsia" w:hAnsiTheme="minorEastAsia"/>
+          <w:rFonts w:asciiTheme="minorEastAsia" w:hAnsiTheme="minorEastAsia" w:hint="eastAsia"/>
           <w:sz w:val="21"/>
           <w:szCs w:val="21"/>
         </w:rPr>
@@ -14381,7 +14163,7 @@
         <w:spacing w:after="100"/>
         <w:ind w:left="20"/>
         <w:rPr>
-          <w:rFonts w:asciiTheme="minorEastAsia" w:hAnsiTheme="minorEastAsia"/>
+          <w:rFonts w:asciiTheme="minorEastAsia" w:hAnsiTheme="minorEastAsia" w:hint="eastAsia"/>
           <w:sz w:val="21"/>
           <w:szCs w:val="21"/>
         </w:rPr>
@@ -14436,7 +14218,7 @@
         <w:spacing w:after="100"/>
         <w:ind w:left="20"/>
         <w:rPr>
-          <w:rFonts w:asciiTheme="minorEastAsia" w:hAnsiTheme="minorEastAsia"/>
+          <w:rFonts w:asciiTheme="minorEastAsia" w:hAnsiTheme="minorEastAsia" w:hint="eastAsia"/>
           <w:sz w:val="21"/>
           <w:szCs w:val="21"/>
         </w:rPr>
@@ -14665,7 +14447,7 @@
         <w:spacing w:after="100"/>
         <w:ind w:left="20"/>
         <w:rPr>
-          <w:rFonts w:asciiTheme="minorEastAsia" w:hAnsiTheme="minorEastAsia"/>
+          <w:rFonts w:asciiTheme="minorEastAsia" w:hAnsiTheme="minorEastAsia" w:hint="eastAsia"/>
           <w:sz w:val="21"/>
           <w:szCs w:val="21"/>
         </w:rPr>
@@ -14719,7 +14501,7 @@
       <w:pPr>
         <w:spacing w:after="200"/>
         <w:rPr>
-          <w:rFonts w:asciiTheme="minorEastAsia" w:hAnsiTheme="minorEastAsia"/>
+          <w:rFonts w:asciiTheme="minorEastAsia" w:hAnsiTheme="minorEastAsia" w:hint="eastAsia"/>
           <w:sz w:val="21"/>
           <w:szCs w:val="21"/>
         </w:rPr>
@@ -14774,7 +14556,7 @@
         <w:spacing w:before="240" w:after="160"/>
         <w:jc w:val="center"/>
         <w:rPr>
-          <w:rFonts w:asciiTheme="minorEastAsia" w:hAnsiTheme="minorEastAsia"/>
+          <w:rFonts w:asciiTheme="minorEastAsia" w:hAnsiTheme="minorEastAsia" w:hint="eastAsia"/>
           <w:sz w:val="21"/>
           <w:szCs w:val="21"/>
         </w:rPr>
@@ -14996,7 +14778,7 @@
       <w:pPr>
         <w:spacing w:after="200"/>
         <w:rPr>
-          <w:rFonts w:asciiTheme="minorEastAsia" w:hAnsiTheme="minorEastAsia"/>
+          <w:rFonts w:asciiTheme="minorEastAsia" w:hAnsiTheme="minorEastAsia" w:hint="eastAsia"/>
           <w:sz w:val="21"/>
           <w:szCs w:val="21"/>
         </w:rPr>
@@ -15033,7 +14815,7 @@
         <w:spacing w:before="240" w:after="160"/>
         <w:jc w:val="center"/>
         <w:rPr>
-          <w:rFonts w:asciiTheme="minorEastAsia" w:hAnsiTheme="minorEastAsia"/>
+          <w:rFonts w:asciiTheme="minorEastAsia" w:hAnsiTheme="minorEastAsia" w:hint="eastAsia"/>
           <w:sz w:val="21"/>
           <w:szCs w:val="21"/>
         </w:rPr>
@@ -15090,7 +14872,7 @@
       <w:pPr>
         <w:spacing w:after="200"/>
         <w:rPr>
-          <w:rFonts w:asciiTheme="minorEastAsia" w:hAnsiTheme="minorEastAsia"/>
+          <w:rFonts w:asciiTheme="minorEastAsia" w:hAnsiTheme="minorEastAsia" w:hint="eastAsia"/>
           <w:sz w:val="21"/>
           <w:szCs w:val="21"/>
         </w:rPr>
@@ -15127,7 +14909,7 @@
         <w:spacing w:before="240" w:after="160"/>
         <w:jc w:val="center"/>
         <w:rPr>
-          <w:rFonts w:asciiTheme="minorEastAsia" w:hAnsiTheme="minorEastAsia"/>
+          <w:rFonts w:asciiTheme="minorEastAsia" w:hAnsiTheme="minorEastAsia" w:hint="eastAsia"/>
           <w:sz w:val="21"/>
           <w:szCs w:val="21"/>
         </w:rPr>
@@ -15149,7 +14931,7 @@
       <w:pPr>
         <w:spacing w:after="200"/>
         <w:rPr>
-          <w:rFonts w:asciiTheme="minorEastAsia" w:hAnsiTheme="minorEastAsia"/>
+          <w:rFonts w:asciiTheme="minorEastAsia" w:hAnsiTheme="minorEastAsia" w:hint="eastAsia"/>
           <w:sz w:val="21"/>
           <w:szCs w:val="21"/>
         </w:rPr>
@@ -15168,7 +14950,7 @@
         <w:pStyle w:val="2"/>
         <w:spacing w:after="200"/>
         <w:rPr>
-          <w:rFonts w:asciiTheme="minorEastAsia" w:hAnsiTheme="minorEastAsia"/>
+          <w:rFonts w:asciiTheme="minorEastAsia" w:hAnsiTheme="minorEastAsia" w:hint="eastAsia"/>
           <w:sz w:val="28"/>
           <w:szCs w:val="28"/>
         </w:rPr>
@@ -15179,7 +14961,23 @@
           <w:sz w:val="28"/>
           <w:szCs w:val="28"/>
         </w:rPr>
-        <w:t>8. 学习目标 7：欧拉定理</w:t>
+        <w:t xml:space="preserve">8. 学习目标 </w:t>
+      </w:r>
+      <w:r>
+        <w:rPr>
+          <w:rFonts w:asciiTheme="minorEastAsia" w:hAnsiTheme="minorEastAsia" w:hint="eastAsia"/>
+          <w:sz w:val="28"/>
+          <w:szCs w:val="28"/>
+        </w:rPr>
+        <w:t>8</w:t>
+      </w:r>
+      <w:r>
+        <w:rPr>
+          <w:rFonts w:asciiTheme="minorEastAsia" w:hAnsiTheme="minorEastAsia"/>
+          <w:sz w:val="28"/>
+          <w:szCs w:val="28"/>
+        </w:rPr>
+        <w:t>：欧拉定理</w:t>
       </w:r>
     </w:p>
     <w:p>
@@ -15241,7 +15039,7 @@
         <w:spacing w:before="240" w:after="160"/>
         <w:jc w:val="center"/>
         <w:rPr>
-          <w:rFonts w:asciiTheme="minorEastAsia" w:hAnsiTheme="minorEastAsia"/>
+          <w:rFonts w:asciiTheme="minorEastAsia" w:hAnsiTheme="minorEastAsia" w:hint="eastAsia"/>
           <w:sz w:val="21"/>
           <w:szCs w:val="21"/>
         </w:rPr>
@@ -15352,7 +15150,7 @@
       <w:pPr>
         <w:spacing w:after="200"/>
         <w:rPr>
-          <w:rFonts w:asciiTheme="minorEastAsia" w:hAnsiTheme="minorEastAsia"/>
+          <w:rFonts w:asciiTheme="minorEastAsia" w:hAnsiTheme="minorEastAsia" w:hint="eastAsia"/>
           <w:sz w:val="21"/>
           <w:szCs w:val="21"/>
         </w:rPr>
@@ -15443,7 +15241,7 @@
         <w:spacing w:before="240" w:after="160"/>
         <w:jc w:val="center"/>
         <w:rPr>
-          <w:rFonts w:asciiTheme="minorEastAsia" w:hAnsiTheme="minorEastAsia"/>
+          <w:rFonts w:asciiTheme="minorEastAsia" w:hAnsiTheme="minorEastAsia" w:hint="eastAsia"/>
           <w:sz w:val="21"/>
           <w:szCs w:val="21"/>
         </w:rPr>
@@ -15507,7 +15305,7 @@
       <w:pPr>
         <w:spacing w:after="200"/>
         <w:rPr>
-          <w:rFonts w:asciiTheme="minorEastAsia" w:hAnsiTheme="minorEastAsia"/>
+          <w:rFonts w:asciiTheme="minorEastAsia" w:hAnsiTheme="minorEastAsia" w:hint="eastAsia"/>
           <w:sz w:val="21"/>
           <w:szCs w:val="21"/>
         </w:rPr>
@@ -15562,7 +15360,7 @@
         <w:spacing w:before="240" w:after="160"/>
         <w:jc w:val="center"/>
         <w:rPr>
-          <w:rFonts w:asciiTheme="minorEastAsia" w:hAnsiTheme="minorEastAsia"/>
+          <w:rFonts w:asciiTheme="minorEastAsia" w:hAnsiTheme="minorEastAsia" w:hint="eastAsia"/>
           <w:sz w:val="21"/>
           <w:szCs w:val="21"/>
         </w:rPr>
@@ -15634,7 +15432,7 @@
       <w:pPr>
         <w:spacing w:after="200"/>
         <w:rPr>
-          <w:rFonts w:asciiTheme="minorEastAsia" w:hAnsiTheme="minorEastAsia"/>
+          <w:rFonts w:asciiTheme="minorEastAsia" w:hAnsiTheme="minorEastAsia" w:hint="eastAsia"/>
           <w:sz w:val="21"/>
           <w:szCs w:val="21"/>
         </w:rPr>
@@ -15653,7 +15451,7 @@
         <w:pStyle w:val="2"/>
         <w:spacing w:after="200"/>
         <w:rPr>
-          <w:rFonts w:asciiTheme="minorEastAsia" w:hAnsiTheme="minorEastAsia"/>
+          <w:rFonts w:asciiTheme="minorEastAsia" w:hAnsiTheme="minorEastAsia" w:hint="eastAsia"/>
           <w:sz w:val="28"/>
           <w:szCs w:val="28"/>
         </w:rPr>
@@ -15664,14 +15462,38 @@
           <w:sz w:val="28"/>
           <w:szCs w:val="28"/>
         </w:rPr>
-        <w:t>9. 教材主线：素性测试</w:t>
+        <w:t xml:space="preserve">9. </w:t>
+      </w:r>
+      <w:r>
+        <w:rPr>
+          <w:rFonts w:asciiTheme="minorEastAsia" w:hAnsiTheme="minorEastAsia"/>
+          <w:sz w:val="28"/>
+          <w:szCs w:val="28"/>
+        </w:rPr>
+        <w:t xml:space="preserve">学习目标 </w:t>
+      </w:r>
+      <w:r>
+        <w:rPr>
+          <w:rFonts w:asciiTheme="minorEastAsia" w:hAnsiTheme="minorEastAsia" w:hint="eastAsia"/>
+          <w:sz w:val="28"/>
+          <w:szCs w:val="28"/>
+        </w:rPr>
+        <w:t>9</w:t>
+      </w:r>
+      <w:r>
+        <w:rPr>
+          <w:rFonts w:asciiTheme="minorEastAsia" w:hAnsiTheme="minorEastAsia"/>
+          <w:sz w:val="28"/>
+          <w:szCs w:val="28"/>
+        </w:rPr>
+        <w:t>：素性测试</w:t>
       </w:r>
     </w:p>
     <w:p>
       <w:pPr>
         <w:spacing w:after="120"/>
         <w:rPr>
-          <w:rFonts w:asciiTheme="minorEastAsia" w:hAnsiTheme="minorEastAsia"/>
+          <w:rFonts w:asciiTheme="minorEastAsia" w:hAnsiTheme="minorEastAsia" w:hint="eastAsia"/>
           <w:sz w:val="21"/>
           <w:szCs w:val="21"/>
         </w:rPr>
@@ -15689,7 +15511,7 @@
       <w:pPr>
         <w:spacing w:after="200"/>
         <w:rPr>
-          <w:rFonts w:asciiTheme="minorEastAsia" w:hAnsiTheme="minorEastAsia"/>
+          <w:rFonts w:asciiTheme="minorEastAsia" w:hAnsiTheme="minorEastAsia" w:hint="eastAsia"/>
           <w:sz w:val="21"/>
           <w:szCs w:val="21"/>
         </w:rPr>
@@ -15708,7 +15530,7 @@
         <w:pStyle w:val="3"/>
         <w:spacing w:after="200"/>
         <w:rPr>
-          <w:rFonts w:asciiTheme="minorEastAsia" w:hAnsiTheme="minorEastAsia"/>
+          <w:rFonts w:asciiTheme="minorEastAsia" w:hAnsiTheme="minorEastAsia" w:hint="eastAsia"/>
           <w:sz w:val="24"/>
           <w:szCs w:val="24"/>
         </w:rPr>
@@ -15726,7 +15548,7 @@
       <w:pPr>
         <w:spacing w:after="120"/>
         <w:rPr>
-          <w:rFonts w:asciiTheme="minorEastAsia" w:hAnsiTheme="minorEastAsia"/>
+          <w:rFonts w:asciiTheme="minorEastAsia" w:hAnsiTheme="minorEastAsia" w:hint="eastAsia"/>
           <w:sz w:val="21"/>
           <w:szCs w:val="21"/>
         </w:rPr>
@@ -15744,7 +15566,7 @@
       <w:pPr>
         <w:spacing w:after="200"/>
         <w:rPr>
-          <w:rFonts w:asciiTheme="minorEastAsia" w:hAnsiTheme="minorEastAsia"/>
+          <w:rFonts w:asciiTheme="minorEastAsia" w:hAnsiTheme="minorEastAsia" w:hint="eastAsia"/>
           <w:sz w:val="21"/>
           <w:szCs w:val="21"/>
         </w:rPr>
@@ -15781,7 +15603,7 @@
         <w:spacing w:after="100"/>
         <w:ind w:left="20"/>
         <w:rPr>
-          <w:rFonts w:asciiTheme="minorEastAsia" w:hAnsiTheme="minorEastAsia"/>
+          <w:rFonts w:asciiTheme="minorEastAsia" w:hAnsiTheme="minorEastAsia" w:hint="eastAsia"/>
           <w:sz w:val="21"/>
           <w:szCs w:val="21"/>
         </w:rPr>
@@ -15911,7 +15733,7 @@
         <w:spacing w:after="100"/>
         <w:ind w:left="20"/>
         <w:rPr>
-          <w:rFonts w:asciiTheme="minorEastAsia" w:hAnsiTheme="minorEastAsia"/>
+          <w:rFonts w:asciiTheme="minorEastAsia" w:hAnsiTheme="minorEastAsia" w:hint="eastAsia"/>
           <w:sz w:val="21"/>
           <w:szCs w:val="21"/>
         </w:rPr>
@@ -16017,7 +15839,7 @@
         <w:spacing w:after="100"/>
         <w:ind w:left="20"/>
         <w:rPr>
-          <w:rFonts w:asciiTheme="minorEastAsia" w:hAnsiTheme="minorEastAsia"/>
+          <w:rFonts w:asciiTheme="minorEastAsia" w:hAnsiTheme="minorEastAsia" w:hint="eastAsia"/>
           <w:sz w:val="21"/>
           <w:szCs w:val="21"/>
         </w:rPr>
@@ -16090,7 +15912,7 @@
         <w:spacing w:after="100"/>
         <w:ind w:left="20"/>
         <w:rPr>
-          <w:rFonts w:asciiTheme="minorEastAsia" w:hAnsiTheme="minorEastAsia"/>
+          <w:rFonts w:asciiTheme="minorEastAsia" w:hAnsiTheme="minorEastAsia" w:hint="eastAsia"/>
           <w:sz w:val="21"/>
           <w:szCs w:val="21"/>
         </w:rPr>
@@ -16144,7 +15966,7 @@
       <w:pPr>
         <w:spacing w:after="200"/>
         <w:rPr>
-          <w:rFonts w:asciiTheme="minorEastAsia" w:hAnsiTheme="minorEastAsia"/>
+          <w:rFonts w:asciiTheme="minorEastAsia" w:hAnsiTheme="minorEastAsia" w:hint="eastAsia"/>
           <w:sz w:val="21"/>
           <w:szCs w:val="21"/>
         </w:rPr>
@@ -16162,7 +15984,7 @@
       <w:pPr>
         <w:spacing w:after="120"/>
         <w:rPr>
-          <w:rFonts w:asciiTheme="minorEastAsia" w:hAnsiTheme="minorEastAsia"/>
+          <w:rFonts w:asciiTheme="minorEastAsia" w:hAnsiTheme="minorEastAsia" w:hint="eastAsia"/>
           <w:sz w:val="21"/>
           <w:szCs w:val="21"/>
         </w:rPr>
@@ -16198,7 +16020,7 @@
       <w:pPr>
         <w:spacing w:after="200"/>
         <w:rPr>
-          <w:rFonts w:asciiTheme="minorEastAsia" w:hAnsiTheme="minorEastAsia"/>
+          <w:rFonts w:asciiTheme="minorEastAsia" w:hAnsiTheme="minorEastAsia" w:hint="eastAsia"/>
           <w:sz w:val="21"/>
           <w:szCs w:val="21"/>
         </w:rPr>
@@ -16217,7 +16039,7 @@
         <w:pStyle w:val="3"/>
         <w:spacing w:after="200"/>
         <w:rPr>
-          <w:rFonts w:asciiTheme="minorEastAsia" w:hAnsiTheme="minorEastAsia"/>
+          <w:rFonts w:asciiTheme="minorEastAsia" w:hAnsiTheme="minorEastAsia" w:hint="eastAsia"/>
           <w:sz w:val="24"/>
           <w:szCs w:val="24"/>
         </w:rPr>
@@ -16235,7 +16057,7 @@
       <w:pPr>
         <w:spacing w:after="120"/>
         <w:rPr>
-          <w:rFonts w:asciiTheme="minorEastAsia" w:hAnsiTheme="minorEastAsia"/>
+          <w:rFonts w:asciiTheme="minorEastAsia" w:hAnsiTheme="minorEastAsia" w:hint="eastAsia"/>
           <w:sz w:val="21"/>
           <w:szCs w:val="21"/>
         </w:rPr>
@@ -16253,7 +16075,7 @@
       <w:pPr>
         <w:spacing w:after="200"/>
         <w:rPr>
-          <w:rFonts w:asciiTheme="minorEastAsia" w:hAnsiTheme="minorEastAsia"/>
+          <w:rFonts w:asciiTheme="minorEastAsia" w:hAnsiTheme="minorEastAsia" w:hint="eastAsia"/>
           <w:sz w:val="21"/>
           <w:szCs w:val="21"/>
         </w:rPr>
@@ -16272,7 +16094,7 @@
         <w:pStyle w:val="3"/>
         <w:spacing w:after="200"/>
         <w:rPr>
-          <w:rFonts w:asciiTheme="minorEastAsia" w:hAnsiTheme="minorEastAsia"/>
+          <w:rFonts w:asciiTheme="minorEastAsia" w:hAnsiTheme="minorEastAsia" w:hint="eastAsia"/>
           <w:sz w:val="24"/>
           <w:szCs w:val="24"/>
         </w:rPr>
@@ -16290,7 +16112,7 @@
       <w:pPr>
         <w:spacing w:after="120"/>
         <w:rPr>
-          <w:rFonts w:asciiTheme="minorEastAsia" w:hAnsiTheme="minorEastAsia"/>
+          <w:rFonts w:asciiTheme="minorEastAsia" w:hAnsiTheme="minorEastAsia" w:hint="eastAsia"/>
           <w:sz w:val="21"/>
           <w:szCs w:val="21"/>
         </w:rPr>
@@ -16362,7 +16184,7 @@
       <w:pPr>
         <w:spacing w:after="200"/>
         <w:rPr>
-          <w:rFonts w:asciiTheme="minorEastAsia" w:hAnsiTheme="minorEastAsia"/>
+          <w:rFonts w:asciiTheme="minorEastAsia" w:hAnsiTheme="minorEastAsia" w:hint="eastAsia"/>
           <w:sz w:val="21"/>
           <w:szCs w:val="21"/>
         </w:rPr>
@@ -16440,7 +16262,7 @@
         <w:spacing w:before="240" w:after="160"/>
         <w:jc w:val="center"/>
         <w:rPr>
-          <w:rFonts w:asciiTheme="minorEastAsia" w:hAnsiTheme="minorEastAsia"/>
+          <w:rFonts w:asciiTheme="minorEastAsia" w:hAnsiTheme="minorEastAsia" w:hint="eastAsia"/>
           <w:sz w:val="21"/>
           <w:szCs w:val="21"/>
         </w:rPr>
@@ -16501,7 +16323,7 @@
       <w:pPr>
         <w:spacing w:after="200"/>
         <w:rPr>
-          <w:rFonts w:asciiTheme="minorEastAsia" w:hAnsiTheme="minorEastAsia"/>
+          <w:rFonts w:asciiTheme="minorEastAsia" w:hAnsiTheme="minorEastAsia" w:hint="eastAsia"/>
           <w:sz w:val="21"/>
           <w:szCs w:val="21"/>
         </w:rPr>
@@ -16538,7 +16360,7 @@
         <w:spacing w:before="240" w:after="160"/>
         <w:jc w:val="center"/>
         <w:rPr>
-          <w:rFonts w:asciiTheme="minorEastAsia" w:hAnsiTheme="minorEastAsia"/>
+          <w:rFonts w:asciiTheme="minorEastAsia" w:hAnsiTheme="minorEastAsia" w:hint="eastAsia"/>
           <w:sz w:val="21"/>
           <w:szCs w:val="21"/>
         </w:rPr>
@@ -16560,7 +16382,7 @@
       <w:pPr>
         <w:spacing w:after="200"/>
         <w:rPr>
-          <w:rFonts w:asciiTheme="minorEastAsia" w:hAnsiTheme="minorEastAsia"/>
+          <w:rFonts w:asciiTheme="minorEastAsia" w:hAnsiTheme="minorEastAsia" w:hint="eastAsia"/>
           <w:sz w:val="21"/>
           <w:szCs w:val="21"/>
         </w:rPr>
@@ -16578,7 +16400,7 @@
       <w:pPr>
         <w:spacing w:after="120"/>
         <w:rPr>
-          <w:rFonts w:asciiTheme="minorEastAsia" w:hAnsiTheme="minorEastAsia"/>
+          <w:rFonts w:asciiTheme="minorEastAsia" w:hAnsiTheme="minorEastAsia" w:hint="eastAsia"/>
           <w:sz w:val="21"/>
           <w:szCs w:val="21"/>
         </w:rPr>
@@ -16596,7 +16418,7 @@
       <w:pPr>
         <w:spacing w:after="200"/>
         <w:rPr>
-          <w:rFonts w:asciiTheme="minorEastAsia" w:hAnsiTheme="minorEastAsia"/>
+          <w:rFonts w:asciiTheme="minorEastAsia" w:hAnsiTheme="minorEastAsia" w:hint="eastAsia"/>
           <w:sz w:val="21"/>
           <w:szCs w:val="21"/>
         </w:rPr>
@@ -16615,7 +16437,7 @@
         <w:pStyle w:val="2"/>
         <w:spacing w:after="200"/>
         <w:rPr>
-          <w:rFonts w:asciiTheme="minorEastAsia" w:hAnsiTheme="minorEastAsia"/>
+          <w:rFonts w:asciiTheme="minorEastAsia" w:hAnsiTheme="minorEastAsia" w:hint="eastAsia"/>
           <w:sz w:val="28"/>
           <w:szCs w:val="28"/>
         </w:rPr>
@@ -16626,14 +16448,30 @@
           <w:sz w:val="28"/>
           <w:szCs w:val="28"/>
         </w:rPr>
-        <w:t>10. 学习目标 9：中国剩余定理</w:t>
+        <w:t xml:space="preserve">10. 学习目标 </w:t>
+      </w:r>
+      <w:r>
+        <w:rPr>
+          <w:rFonts w:asciiTheme="minorEastAsia" w:hAnsiTheme="minorEastAsia" w:hint="eastAsia"/>
+          <w:sz w:val="28"/>
+          <w:szCs w:val="28"/>
+        </w:rPr>
+        <w:t>10</w:t>
+      </w:r>
+      <w:r>
+        <w:rPr>
+          <w:rFonts w:asciiTheme="minorEastAsia" w:hAnsiTheme="minorEastAsia"/>
+          <w:sz w:val="28"/>
+          <w:szCs w:val="28"/>
+        </w:rPr>
+        <w:t>：中国剩余定理</w:t>
       </w:r>
     </w:p>
     <w:p>
       <w:pPr>
         <w:spacing w:after="120"/>
         <w:rPr>
-          <w:rFonts w:asciiTheme="minorEastAsia" w:hAnsiTheme="minorEastAsia"/>
+          <w:rFonts w:asciiTheme="minorEastAsia" w:hAnsiTheme="minorEastAsia" w:hint="eastAsia"/>
           <w:sz w:val="21"/>
           <w:szCs w:val="21"/>
         </w:rPr>
@@ -16652,7 +16490,7 @@
       <w:pPr>
         <w:spacing w:after="200"/>
         <w:rPr>
-          <w:rFonts w:asciiTheme="minorEastAsia" w:hAnsiTheme="minorEastAsia"/>
+          <w:rFonts w:asciiTheme="minorEastAsia" w:hAnsiTheme="minorEastAsia" w:hint="eastAsia"/>
           <w:sz w:val="21"/>
           <w:szCs w:val="21"/>
         </w:rPr>
@@ -16671,7 +16509,7 @@
         <w:pStyle w:val="3"/>
         <w:spacing w:after="200"/>
         <w:rPr>
-          <w:rFonts w:asciiTheme="minorEastAsia" w:hAnsiTheme="minorEastAsia"/>
+          <w:rFonts w:asciiTheme="minorEastAsia" w:hAnsiTheme="minorEastAsia" w:hint="eastAsia"/>
           <w:sz w:val="24"/>
           <w:szCs w:val="24"/>
         </w:rPr>
@@ -16827,7 +16665,7 @@
         <w:spacing w:before="240" w:after="160"/>
         <w:jc w:val="center"/>
         <w:rPr>
-          <w:rFonts w:asciiTheme="minorEastAsia" w:hAnsiTheme="minorEastAsia"/>
+          <w:rFonts w:asciiTheme="minorEastAsia" w:hAnsiTheme="minorEastAsia" w:hint="eastAsia"/>
           <w:sz w:val="21"/>
           <w:szCs w:val="21"/>
         </w:rPr>
@@ -16917,7 +16755,7 @@
       <w:pPr>
         <w:spacing w:after="200"/>
         <w:rPr>
-          <w:rFonts w:asciiTheme="minorEastAsia" w:hAnsiTheme="minorEastAsia"/>
+          <w:rFonts w:asciiTheme="minorEastAsia" w:hAnsiTheme="minorEastAsia" w:hint="eastAsia"/>
           <w:sz w:val="21"/>
           <w:szCs w:val="21"/>
         </w:rPr>
@@ -17143,7 +16981,7 @@
         <w:spacing w:before="240" w:after="160"/>
         <w:jc w:val="center"/>
         <w:rPr>
-          <w:rFonts w:asciiTheme="minorEastAsia" w:hAnsiTheme="minorEastAsia"/>
+          <w:rFonts w:asciiTheme="minorEastAsia" w:hAnsiTheme="minorEastAsia" w:hint="eastAsia"/>
           <w:sz w:val="21"/>
           <w:szCs w:val="21"/>
         </w:rPr>
@@ -17187,15 +17025,7 @@
               <w:sz w:val="21"/>
               <w:szCs w:val="21"/>
             </w:rPr>
-            <m:t>=A</m:t>
-          </m:r>
-          <m:r>
-            <w:rPr>
-              <w:rFonts w:ascii="Cambria Math" w:hAnsi="Cambria Math"/>
-              <w:sz w:val="21"/>
-              <w:szCs w:val="21"/>
-            </w:rPr>
-            <m:t xml:space="preserve"> </m:t>
+            <m:t xml:space="preserve">=A </m:t>
           </m:r>
           <m:r>
             <m:rPr>
@@ -17257,7 +17087,7 @@
       <w:pPr>
         <w:spacing w:after="200"/>
         <w:rPr>
-          <w:rFonts w:asciiTheme="minorEastAsia" w:hAnsiTheme="minorEastAsia"/>
+          <w:rFonts w:asciiTheme="minorEastAsia" w:hAnsiTheme="minorEastAsia" w:hint="eastAsia"/>
           <w:sz w:val="21"/>
           <w:szCs w:val="21"/>
         </w:rPr>
@@ -17294,7 +17124,7 @@
         <w:spacing w:after="100"/>
         <w:ind w:left="20"/>
         <w:rPr>
-          <w:rFonts w:asciiTheme="minorEastAsia" w:hAnsiTheme="minorEastAsia"/>
+          <w:rFonts w:asciiTheme="minorEastAsia" w:hAnsiTheme="minorEastAsia" w:hint="eastAsia"/>
           <w:sz w:val="21"/>
           <w:szCs w:val="21"/>
         </w:rPr>
@@ -17479,7 +17309,7 @@
         <w:spacing w:after="100"/>
         <w:ind w:left="20"/>
         <w:rPr>
-          <w:rFonts w:asciiTheme="minorEastAsia" w:hAnsiTheme="minorEastAsia"/>
+          <w:rFonts w:asciiTheme="minorEastAsia" w:hAnsiTheme="minorEastAsia" w:hint="eastAsia"/>
           <w:sz w:val="21"/>
           <w:szCs w:val="21"/>
         </w:rPr>
@@ -17582,7 +17412,7 @@
       <w:pPr>
         <w:spacing w:after="200"/>
         <w:rPr>
-          <w:rFonts w:asciiTheme="minorEastAsia" w:hAnsiTheme="minorEastAsia"/>
+          <w:rFonts w:asciiTheme="minorEastAsia" w:hAnsiTheme="minorEastAsia" w:hint="eastAsia"/>
           <w:sz w:val="21"/>
           <w:szCs w:val="21"/>
         </w:rPr>
@@ -17601,7 +17431,7 @@
         <w:pStyle w:val="3"/>
         <w:spacing w:after="200"/>
         <w:rPr>
-          <w:rFonts w:asciiTheme="minorEastAsia" w:hAnsiTheme="minorEastAsia"/>
+          <w:rFonts w:asciiTheme="minorEastAsia" w:hAnsiTheme="minorEastAsia" w:hint="eastAsia"/>
           <w:sz w:val="24"/>
           <w:szCs w:val="24"/>
         </w:rPr>
@@ -17638,7 +17468,7 @@
         <w:spacing w:before="240" w:after="160"/>
         <w:jc w:val="center"/>
         <w:rPr>
-          <w:rFonts w:asciiTheme="minorEastAsia" w:hAnsiTheme="minorEastAsia"/>
+          <w:rFonts w:asciiTheme="minorEastAsia" w:hAnsiTheme="minorEastAsia" w:hint="eastAsia"/>
           <w:sz w:val="21"/>
           <w:szCs w:val="21"/>
         </w:rPr>
@@ -17733,7 +17563,7 @@
       <w:pPr>
         <w:spacing w:after="200"/>
         <w:rPr>
-          <w:rFonts w:asciiTheme="minorEastAsia" w:hAnsiTheme="minorEastAsia"/>
+          <w:rFonts w:asciiTheme="minorEastAsia" w:hAnsiTheme="minorEastAsia" w:hint="eastAsia"/>
           <w:sz w:val="21"/>
           <w:szCs w:val="21"/>
         </w:rPr>
@@ -18146,7 +17976,7 @@
         <w:spacing w:before="240" w:after="160"/>
         <w:jc w:val="center"/>
         <w:rPr>
-          <w:rFonts w:asciiTheme="minorEastAsia" w:hAnsiTheme="minorEastAsia"/>
+          <w:rFonts w:asciiTheme="minorEastAsia" w:hAnsiTheme="minorEastAsia" w:hint="eastAsia"/>
           <w:sz w:val="21"/>
           <w:szCs w:val="21"/>
         </w:rPr>
@@ -18202,7 +18032,7 @@
       <w:pPr>
         <w:spacing w:after="200"/>
         <w:rPr>
-          <w:rFonts w:asciiTheme="minorEastAsia" w:hAnsiTheme="minorEastAsia"/>
+          <w:rFonts w:asciiTheme="minorEastAsia" w:hAnsiTheme="minorEastAsia" w:hint="eastAsia"/>
           <w:sz w:val="21"/>
           <w:szCs w:val="21"/>
         </w:rPr>
@@ -18221,7 +18051,7 @@
         <w:pStyle w:val="3"/>
         <w:spacing w:after="200"/>
         <w:rPr>
-          <w:rFonts w:asciiTheme="minorEastAsia" w:hAnsiTheme="minorEastAsia"/>
+          <w:rFonts w:asciiTheme="minorEastAsia" w:hAnsiTheme="minorEastAsia" w:hint="eastAsia"/>
           <w:sz w:val="24"/>
           <w:szCs w:val="24"/>
         </w:rPr>
@@ -18259,7 +18089,7 @@
         <w:spacing w:before="240" w:after="160"/>
         <w:jc w:val="center"/>
         <w:rPr>
-          <w:rFonts w:asciiTheme="minorEastAsia" w:hAnsiTheme="minorEastAsia"/>
+          <w:rFonts w:asciiTheme="minorEastAsia" w:hAnsiTheme="minorEastAsia" w:hint="eastAsia"/>
           <w:sz w:val="21"/>
           <w:szCs w:val="21"/>
         </w:rPr>
@@ -18291,23 +18121,7 @@
               <w:sz w:val="21"/>
               <w:szCs w:val="21"/>
             </w:rPr>
-            <m:t xml:space="preserve"> 7),</m:t>
-          </m:r>
-          <m:r>
-            <w:rPr>
-              <w:rFonts w:ascii="Cambria Math" w:hAnsi="Cambria Math"/>
-              <w:sz w:val="21"/>
-              <w:szCs w:val="21"/>
-            </w:rPr>
-            <m:t xml:space="preserve"> </m:t>
-          </m:r>
-          <m:r>
-            <w:rPr>
-              <w:rFonts w:ascii="Cambria Math" w:hAnsi="Cambria Math"/>
-              <w:sz w:val="21"/>
-              <w:szCs w:val="21"/>
-            </w:rPr>
-            <m:t xml:space="preserve"> x≡4  (</m:t>
+            <m:t xml:space="preserve"> 7),  x≡4  (</m:t>
           </m:r>
           <m:r>
             <m:rPr>
@@ -18335,7 +18149,7 @@
       <w:pPr>
         <w:spacing w:after="200"/>
         <w:rPr>
-          <w:rFonts w:asciiTheme="minorEastAsia" w:hAnsiTheme="minorEastAsia"/>
+          <w:rFonts w:asciiTheme="minorEastAsia" w:hAnsiTheme="minorEastAsia" w:hint="eastAsia"/>
           <w:sz w:val="21"/>
           <w:szCs w:val="21"/>
         </w:rPr>
@@ -18416,23 +18230,7 @@
               <w:sz w:val="21"/>
               <w:szCs w:val="21"/>
             </w:rPr>
-            <m:t>=7,</m:t>
-          </m:r>
-          <m:r>
-            <w:rPr>
-              <w:rFonts w:ascii="Cambria Math" w:hAnsi="Cambria Math"/>
-              <w:sz w:val="21"/>
-              <w:szCs w:val="21"/>
-            </w:rPr>
-            <m:t xml:space="preserve"> </m:t>
-          </m:r>
-          <m:r>
-            <w:rPr>
-              <w:rFonts w:ascii="Cambria Math" w:hAnsi="Cambria Math"/>
-              <w:sz w:val="21"/>
-              <w:szCs w:val="21"/>
-            </w:rPr>
-            <m:t xml:space="preserve"> </m:t>
+            <m:t xml:space="preserve">=7,  </m:t>
           </m:r>
           <m:sSub>
             <m:sSubPr>
@@ -18471,39 +18269,7 @@
               <w:sz w:val="21"/>
               <w:szCs w:val="21"/>
             </w:rPr>
-            <m:t>=13,</m:t>
-          </m:r>
-          <m:r>
-            <w:rPr>
-              <w:rFonts w:ascii="Cambria Math" w:hAnsi="Cambria Math"/>
-              <w:sz w:val="21"/>
-              <w:szCs w:val="21"/>
-            </w:rPr>
-            <m:t xml:space="preserve">  </m:t>
-          </m:r>
-          <m:r>
-            <w:rPr>
-              <w:rFonts w:ascii="Cambria Math" w:hAnsi="Cambria Math"/>
-              <w:sz w:val="21"/>
-              <w:szCs w:val="21"/>
-            </w:rPr>
-            <m:t>M=91,</m:t>
-          </m:r>
-          <m:r>
-            <w:rPr>
-              <w:rFonts w:ascii="Cambria Math" w:hAnsi="Cambria Math"/>
-              <w:sz w:val="21"/>
-              <w:szCs w:val="21"/>
-            </w:rPr>
-            <m:t xml:space="preserve"> </m:t>
-          </m:r>
-          <m:r>
-            <w:rPr>
-              <w:rFonts w:ascii="Cambria Math" w:hAnsi="Cambria Math"/>
-              <w:sz w:val="21"/>
-              <w:szCs w:val="21"/>
-            </w:rPr>
-            <m:t xml:space="preserve"> </m:t>
+            <m:t xml:space="preserve">=13,  M=91,  </m:t>
           </m:r>
           <m:sSub>
             <m:sSubPr>
@@ -18522,15 +18288,7 @@
                   <w:sz w:val="21"/>
                   <w:szCs w:val="21"/>
                 </w:rPr>
-                <m:t xml:space="preserve"> </m:t>
-              </m:r>
-              <m:r>
-                <w:rPr>
-                  <w:rFonts w:ascii="Cambria Math" w:hAnsi="Cambria Math"/>
-                  <w:sz w:val="21"/>
-                  <w:szCs w:val="21"/>
-                </w:rPr>
-                <m:t>M</m:t>
+                <m:t xml:space="preserve"> M</m:t>
               </m:r>
             </m:e>
             <m:sub>
@@ -18550,23 +18308,7 @@
               <w:sz w:val="21"/>
               <w:szCs w:val="21"/>
             </w:rPr>
-            <m:t>=13,</m:t>
-          </m:r>
-          <m:r>
-            <w:rPr>
-              <w:rFonts w:ascii="Cambria Math" w:hAnsi="Cambria Math"/>
-              <w:sz w:val="21"/>
-              <w:szCs w:val="21"/>
-            </w:rPr>
-            <m:t xml:space="preserve"> </m:t>
-          </m:r>
-          <m:r>
-            <w:rPr>
-              <w:rFonts w:ascii="Cambria Math" w:hAnsi="Cambria Math"/>
-              <w:sz w:val="21"/>
-              <w:szCs w:val="21"/>
-            </w:rPr>
-            <m:t xml:space="preserve"> </m:t>
+            <m:t xml:space="preserve">=13,  </m:t>
           </m:r>
           <m:sSub>
             <m:sSubPr>
@@ -18585,15 +18327,7 @@
                   <w:sz w:val="21"/>
                   <w:szCs w:val="21"/>
                 </w:rPr>
-                <m:t xml:space="preserve"> </m:t>
-              </m:r>
-              <m:r>
-                <w:rPr>
-                  <w:rFonts w:ascii="Cambria Math" w:hAnsi="Cambria Math"/>
-                  <w:sz w:val="21"/>
-                  <w:szCs w:val="21"/>
-                </w:rPr>
-                <m:t>M</m:t>
+                <m:t xml:space="preserve"> M</m:t>
               </m:r>
             </m:e>
             <m:sub>
@@ -18678,23 +18412,7 @@
               <w:sz w:val="21"/>
               <w:szCs w:val="21"/>
             </w:rPr>
-            <m:t>7=6,</m:t>
-          </m:r>
-          <m:r>
-            <w:rPr>
-              <w:rFonts w:ascii="Cambria Math" w:hAnsi="Cambria Math"/>
-              <w:sz w:val="21"/>
-              <w:szCs w:val="21"/>
-            </w:rPr>
-            <m:t xml:space="preserve"> </m:t>
-          </m:r>
-          <m:r>
-            <w:rPr>
-              <w:rFonts w:ascii="Cambria Math" w:hAnsi="Cambria Math"/>
-              <w:sz w:val="21"/>
-              <w:szCs w:val="21"/>
-            </w:rPr>
-            <m:t xml:space="preserve"> </m:t>
+            <m:t xml:space="preserve">7=6,  </m:t>
           </m:r>
           <m:sSup>
             <m:sSupPr>
@@ -18798,23 +18516,7 @@
               <w:sz w:val="21"/>
               <w:szCs w:val="21"/>
             </w:rPr>
-            <m:t>=13×6=78,</m:t>
-          </m:r>
-          <m:r>
-            <w:rPr>
-              <w:rFonts w:ascii="Cambria Math" w:hAnsi="Cambria Math"/>
-              <w:sz w:val="21"/>
-              <w:szCs w:val="21"/>
-            </w:rPr>
-            <m:t xml:space="preserve"> </m:t>
-          </m:r>
-          <m:r>
-            <w:rPr>
-              <w:rFonts w:ascii="Cambria Math" w:hAnsi="Cambria Math"/>
-              <w:sz w:val="21"/>
-              <w:szCs w:val="21"/>
-            </w:rPr>
-            <m:t xml:space="preserve"> </m:t>
+            <m:t xml:space="preserve">=13×6=78,  </m:t>
           </m:r>
           <m:sSub>
             <m:sSubPr>
@@ -18863,7 +18565,7 @@
         <w:spacing w:before="240" w:after="160"/>
         <w:jc w:val="center"/>
         <w:rPr>
-          <w:rFonts w:asciiTheme="minorEastAsia" w:hAnsiTheme="minorEastAsia"/>
+          <w:rFonts w:asciiTheme="minorEastAsia" w:hAnsiTheme="minorEastAsia" w:hint="eastAsia"/>
           <w:sz w:val="21"/>
           <w:szCs w:val="21"/>
         </w:rPr>
@@ -18876,15 +18578,7 @@
               <w:sz w:val="21"/>
               <w:szCs w:val="21"/>
             </w:rPr>
-            <m:t>A=(3×78+4×14)</m:t>
-          </m:r>
-          <m:r>
-            <w:rPr>
-              <w:rFonts w:ascii="Cambria Math" w:hAnsi="Cambria Math"/>
-              <w:sz w:val="21"/>
-              <w:szCs w:val="21"/>
-            </w:rPr>
-            <m:t xml:space="preserve"> </m:t>
+            <m:t xml:space="preserve">A=(3×78+4×14) </m:t>
           </m:r>
           <m:r>
             <m:rPr>
@@ -18914,15 +18608,7 @@
               <w:sz w:val="21"/>
               <w:szCs w:val="21"/>
             </w:rPr>
-            <m:t>91=290</m:t>
-          </m:r>
-          <m:r>
-            <w:rPr>
-              <w:rFonts w:ascii="Cambria Math" w:hAnsi="Cambria Math"/>
-              <w:sz w:val="21"/>
-              <w:szCs w:val="21"/>
-            </w:rPr>
-            <m:t xml:space="preserve"> </m:t>
+            <m:t xml:space="preserve">91=290 </m:t>
           </m:r>
           <m:r>
             <m:rPr>
@@ -18961,7 +18647,7 @@
       <w:pPr>
         <w:spacing w:after="200"/>
         <w:rPr>
-          <w:rFonts w:asciiTheme="minorEastAsia" w:hAnsiTheme="minorEastAsia"/>
+          <w:rFonts w:asciiTheme="minorEastAsia" w:hAnsiTheme="minorEastAsia" w:hint="eastAsia"/>
           <w:sz w:val="21"/>
           <w:szCs w:val="21"/>
         </w:rPr>
@@ -18998,7 +18684,7 @@
         <w:spacing w:before="240" w:after="160"/>
         <w:jc w:val="center"/>
         <w:rPr>
-          <w:rFonts w:asciiTheme="minorEastAsia" w:hAnsiTheme="minorEastAsia"/>
+          <w:rFonts w:asciiTheme="minorEastAsia" w:hAnsiTheme="minorEastAsia" w:hint="eastAsia"/>
           <w:sz w:val="21"/>
           <w:szCs w:val="21"/>
         </w:rPr>
@@ -19011,15 +18697,7 @@
               <w:sz w:val="21"/>
               <w:szCs w:val="21"/>
             </w:rPr>
-            <m:t>17</m:t>
-          </m:r>
-          <m:r>
-            <w:rPr>
-              <w:rFonts w:ascii="Cambria Math" w:hAnsi="Cambria Math"/>
-              <w:sz w:val="21"/>
-              <w:szCs w:val="21"/>
-            </w:rPr>
-            <m:t xml:space="preserve"> </m:t>
+            <m:t xml:space="preserve">17 </m:t>
           </m:r>
           <m:r>
             <m:rPr>
@@ -19049,31 +18727,7 @@
               <w:sz w:val="21"/>
               <w:szCs w:val="21"/>
             </w:rPr>
-            <m:t xml:space="preserve">7=3, </m:t>
-          </m:r>
-          <m:r>
-            <w:rPr>
-              <w:rFonts w:ascii="Cambria Math" w:hAnsi="Cambria Math"/>
-              <w:sz w:val="21"/>
-              <w:szCs w:val="21"/>
-            </w:rPr>
-            <m:t xml:space="preserve"> </m:t>
-          </m:r>
-          <m:r>
-            <w:rPr>
-              <w:rFonts w:ascii="Cambria Math" w:hAnsi="Cambria Math"/>
-              <w:sz w:val="21"/>
-              <w:szCs w:val="21"/>
-            </w:rPr>
-            <m:t>17</m:t>
-          </m:r>
-          <m:r>
-            <w:rPr>
-              <w:rFonts w:ascii="Cambria Math" w:hAnsi="Cambria Math"/>
-              <w:sz w:val="21"/>
-              <w:szCs w:val="21"/>
-            </w:rPr>
-            <m:t xml:space="preserve"> </m:t>
+            <m:t xml:space="preserve">7=3,  17 </m:t>
           </m:r>
           <m:r>
             <m:rPr>
@@ -19112,7 +18766,7 @@
       <w:pPr>
         <w:spacing w:after="200"/>
         <w:rPr>
-          <w:rFonts w:asciiTheme="minorEastAsia" w:hAnsiTheme="minorEastAsia"/>
+          <w:rFonts w:asciiTheme="minorEastAsia" w:hAnsiTheme="minorEastAsia" w:hint="eastAsia"/>
           <w:sz w:val="21"/>
           <w:szCs w:val="21"/>
         </w:rPr>
@@ -19131,7 +18785,7 @@
         <w:pStyle w:val="3"/>
         <w:spacing w:after="200"/>
         <w:rPr>
-          <w:rFonts w:asciiTheme="minorEastAsia" w:hAnsiTheme="minorEastAsia"/>
+          <w:rFonts w:asciiTheme="minorEastAsia" w:hAnsiTheme="minorEastAsia" w:hint="eastAsia"/>
           <w:sz w:val="24"/>
           <w:szCs w:val="24"/>
         </w:rPr>
@@ -19149,7 +18803,7 @@
       <w:pPr>
         <w:spacing w:after="120"/>
         <w:rPr>
-          <w:rFonts w:asciiTheme="minorEastAsia" w:hAnsiTheme="minorEastAsia"/>
+          <w:rFonts w:asciiTheme="minorEastAsia" w:hAnsiTheme="minorEastAsia" w:hint="eastAsia"/>
           <w:sz w:val="21"/>
           <w:szCs w:val="21"/>
         </w:rPr>
@@ -19167,7 +18821,7 @@
       <w:pPr>
         <w:spacing w:after="200"/>
         <w:rPr>
-          <w:rFonts w:asciiTheme="minorEastAsia" w:hAnsiTheme="minorEastAsia"/>
+          <w:rFonts w:asciiTheme="minorEastAsia" w:hAnsiTheme="minorEastAsia" w:hint="eastAsia"/>
           <w:sz w:val="21"/>
           <w:szCs w:val="21"/>
         </w:rPr>
@@ -19186,7 +18840,7 @@
         <w:pStyle w:val="2"/>
         <w:spacing w:after="200"/>
         <w:rPr>
-          <w:rFonts w:asciiTheme="minorEastAsia" w:hAnsiTheme="minorEastAsia"/>
+          <w:rFonts w:asciiTheme="minorEastAsia" w:hAnsiTheme="minorEastAsia" w:hint="eastAsia"/>
           <w:sz w:val="28"/>
           <w:szCs w:val="28"/>
         </w:rPr>
@@ -19197,14 +18851,30 @@
           <w:sz w:val="28"/>
           <w:szCs w:val="28"/>
         </w:rPr>
-        <w:t>11. 学习目标 10：离散对数</w:t>
+        <w:t>11. 学习目标 1</w:t>
+      </w:r>
+      <w:r>
+        <w:rPr>
+          <w:rFonts w:asciiTheme="minorEastAsia" w:hAnsiTheme="minorEastAsia" w:hint="eastAsia"/>
+          <w:sz w:val="28"/>
+          <w:szCs w:val="28"/>
+        </w:rPr>
+        <w:t>1</w:t>
+      </w:r>
+      <w:r>
+        <w:rPr>
+          <w:rFonts w:asciiTheme="minorEastAsia" w:hAnsiTheme="minorEastAsia"/>
+          <w:sz w:val="28"/>
+          <w:szCs w:val="28"/>
+        </w:rPr>
+        <w:t>：离散对数</w:t>
       </w:r>
     </w:p>
     <w:p>
       <w:pPr>
         <w:spacing w:after="120"/>
         <w:rPr>
-          <w:rFonts w:asciiTheme="minorEastAsia" w:hAnsiTheme="minorEastAsia"/>
+          <w:rFonts w:asciiTheme="minorEastAsia" w:hAnsiTheme="minorEastAsia" w:hint="eastAsia"/>
           <w:sz w:val="21"/>
           <w:szCs w:val="21"/>
         </w:rPr>
@@ -19222,7 +18892,7 @@
       <w:pPr>
         <w:spacing w:after="200"/>
         <w:rPr>
-          <w:rFonts w:asciiTheme="minorEastAsia" w:hAnsiTheme="minorEastAsia"/>
+          <w:rFonts w:asciiTheme="minorEastAsia" w:hAnsiTheme="minorEastAsia" w:hint="eastAsia"/>
           <w:sz w:val="21"/>
           <w:szCs w:val="21"/>
         </w:rPr>
@@ -19241,7 +18911,7 @@
         <w:pStyle w:val="3"/>
         <w:spacing w:after="200"/>
         <w:rPr>
-          <w:rFonts w:asciiTheme="minorEastAsia" w:hAnsiTheme="minorEastAsia"/>
+          <w:rFonts w:asciiTheme="minorEastAsia" w:hAnsiTheme="minorEastAsia" w:hint="eastAsia"/>
           <w:sz w:val="24"/>
           <w:szCs w:val="24"/>
         </w:rPr>
@@ -19317,7 +18987,7 @@
         <w:spacing w:before="240" w:after="160"/>
         <w:jc w:val="center"/>
         <w:rPr>
-          <w:rFonts w:asciiTheme="minorEastAsia" w:hAnsiTheme="minorEastAsia"/>
+          <w:rFonts w:asciiTheme="minorEastAsia" w:hAnsiTheme="minorEastAsia" w:hint="eastAsia"/>
           <w:sz w:val="21"/>
           <w:szCs w:val="21"/>
         </w:rPr>
@@ -19389,7 +19059,7 @@
       <w:pPr>
         <w:spacing w:after="200"/>
         <w:rPr>
-          <w:rFonts w:asciiTheme="minorEastAsia" w:hAnsiTheme="minorEastAsia"/>
+          <w:rFonts w:asciiTheme="minorEastAsia" w:hAnsiTheme="minorEastAsia" w:hint="eastAsia"/>
           <w:sz w:val="21"/>
           <w:szCs w:val="21"/>
         </w:rPr>
@@ -19407,7 +19077,7 @@
       <w:pPr>
         <w:spacing w:after="120"/>
         <w:rPr>
-          <w:rFonts w:asciiTheme="minorEastAsia" w:hAnsiTheme="minorEastAsia"/>
+          <w:rFonts w:asciiTheme="minorEastAsia" w:hAnsiTheme="minorEastAsia" w:hint="eastAsia"/>
           <w:sz w:val="21"/>
           <w:szCs w:val="21"/>
         </w:rPr>
@@ -19547,7 +19217,7 @@
       <w:pPr>
         <w:spacing w:after="200"/>
         <w:rPr>
-          <w:rFonts w:asciiTheme="minorEastAsia" w:hAnsiTheme="minorEastAsia"/>
+          <w:rFonts w:asciiTheme="minorEastAsia" w:hAnsiTheme="minorEastAsia" w:hint="eastAsia"/>
           <w:sz w:val="21"/>
           <w:szCs w:val="21"/>
         </w:rPr>
@@ -19675,7 +19345,7 @@
         <w:spacing w:before="240" w:after="160"/>
         <w:jc w:val="center"/>
         <w:rPr>
-          <w:rFonts w:asciiTheme="minorEastAsia" w:hAnsiTheme="minorEastAsia"/>
+          <w:rFonts w:asciiTheme="minorEastAsia" w:hAnsiTheme="minorEastAsia" w:hint="eastAsia"/>
           <w:sz w:val="21"/>
           <w:szCs w:val="21"/>
         </w:rPr>
@@ -19767,7 +19437,7 @@
       <w:pPr>
         <w:spacing w:after="200"/>
         <w:rPr>
-          <w:rFonts w:asciiTheme="minorEastAsia" w:hAnsiTheme="minorEastAsia"/>
+          <w:rFonts w:asciiTheme="minorEastAsia" w:hAnsiTheme="minorEastAsia" w:hint="eastAsia"/>
           <w:sz w:val="21"/>
           <w:szCs w:val="21"/>
         </w:rPr>
@@ -19785,7 +19455,7 @@
       <w:pPr>
         <w:spacing w:after="120"/>
         <w:rPr>
-          <w:rFonts w:asciiTheme="minorEastAsia" w:hAnsiTheme="minorEastAsia"/>
+          <w:rFonts w:asciiTheme="minorEastAsia" w:hAnsiTheme="minorEastAsia" w:hint="eastAsia"/>
           <w:sz w:val="21"/>
           <w:szCs w:val="21"/>
         </w:rPr>
@@ -19821,7 +19491,7 @@
       <w:pPr>
         <w:spacing w:after="200"/>
         <w:rPr>
-          <w:rFonts w:asciiTheme="minorEastAsia" w:hAnsiTheme="minorEastAsia"/>
+          <w:rFonts w:asciiTheme="minorEastAsia" w:hAnsiTheme="minorEastAsia" w:hint="eastAsia"/>
           <w:sz w:val="21"/>
           <w:szCs w:val="21"/>
         </w:rPr>
@@ -19839,7 +19509,7 @@
       <w:pPr>
         <w:spacing w:after="120"/>
         <w:rPr>
-          <w:rFonts w:asciiTheme="minorEastAsia" w:hAnsiTheme="minorEastAsia"/>
+          <w:rFonts w:asciiTheme="minorEastAsia" w:hAnsiTheme="minorEastAsia" w:hint="eastAsia"/>
           <w:sz w:val="21"/>
           <w:szCs w:val="21"/>
         </w:rPr>
@@ -19935,7 +19605,7 @@
       <w:pPr>
         <w:spacing w:after="200"/>
         <w:rPr>
-          <w:rFonts w:asciiTheme="minorEastAsia" w:hAnsiTheme="minorEastAsia"/>
+          <w:rFonts w:asciiTheme="minorEastAsia" w:hAnsiTheme="minorEastAsia" w:hint="eastAsia"/>
           <w:sz w:val="21"/>
           <w:szCs w:val="21"/>
         </w:rPr>
@@ -19974,7 +19644,7 @@
               <w:spacing w:after="200"/>
               <w:jc w:val="center"/>
               <w:rPr>
-                <w:rFonts w:asciiTheme="minorEastAsia" w:hAnsiTheme="minorEastAsia"/>
+                <w:rFonts w:asciiTheme="minorEastAsia" w:hAnsiTheme="minorEastAsia" w:hint="eastAsia"/>
                 <w:sz w:val="21"/>
                 <w:szCs w:val="21"/>
               </w:rPr>
@@ -20040,7 +19710,7 @@
       <w:pPr>
         <w:spacing w:after="200"/>
         <w:rPr>
-          <w:rFonts w:asciiTheme="minorEastAsia" w:hAnsiTheme="minorEastAsia"/>
+          <w:rFonts w:asciiTheme="minorEastAsia" w:hAnsiTheme="minorEastAsia" w:hint="eastAsia"/>
           <w:sz w:val="21"/>
           <w:szCs w:val="21"/>
         </w:rPr>
@@ -20050,7 +19720,7 @@
       <w:pPr>
         <w:spacing w:after="120"/>
         <w:rPr>
-          <w:rFonts w:asciiTheme="minorEastAsia" w:hAnsiTheme="minorEastAsia"/>
+          <w:rFonts w:asciiTheme="minorEastAsia" w:hAnsiTheme="minorEastAsia" w:hint="eastAsia"/>
           <w:sz w:val="21"/>
           <w:szCs w:val="21"/>
         </w:rPr>
@@ -20070,7 +19740,7 @@
       <w:pPr>
         <w:spacing w:after="200"/>
         <w:rPr>
-          <w:rFonts w:asciiTheme="minorEastAsia" w:hAnsiTheme="minorEastAsia"/>
+          <w:rFonts w:asciiTheme="minorEastAsia" w:hAnsiTheme="minorEastAsia" w:hint="eastAsia"/>
           <w:sz w:val="21"/>
           <w:szCs w:val="21"/>
         </w:rPr>
@@ -20089,7 +19759,7 @@
         <w:pStyle w:val="3"/>
         <w:spacing w:after="200"/>
         <w:rPr>
-          <w:rFonts w:asciiTheme="minorEastAsia" w:hAnsiTheme="minorEastAsia"/>
+          <w:rFonts w:asciiTheme="minorEastAsia" w:hAnsiTheme="minorEastAsia" w:hint="eastAsia"/>
           <w:sz w:val="24"/>
           <w:szCs w:val="24"/>
         </w:rPr>
@@ -20216,7 +19886,7 @@
         <w:spacing w:before="240" w:after="160"/>
         <w:jc w:val="center"/>
         <w:rPr>
-          <w:rFonts w:asciiTheme="minorEastAsia" w:hAnsiTheme="minorEastAsia"/>
+          <w:rFonts w:asciiTheme="minorEastAsia" w:hAnsiTheme="minorEastAsia" w:hint="eastAsia"/>
           <w:sz w:val="21"/>
           <w:szCs w:val="21"/>
         </w:rPr>
@@ -20288,7 +19958,7 @@
       <w:pPr>
         <w:spacing w:after="200"/>
         <w:rPr>
-          <w:rFonts w:asciiTheme="minorEastAsia" w:hAnsiTheme="minorEastAsia"/>
+          <w:rFonts w:asciiTheme="minorEastAsia" w:hAnsiTheme="minorEastAsia" w:hint="eastAsia"/>
           <w:sz w:val="21"/>
           <w:szCs w:val="21"/>
         </w:rPr>
@@ -20397,7 +20067,7 @@
         <w:spacing w:before="240" w:after="160"/>
         <w:jc w:val="center"/>
         <w:rPr>
-          <w:rFonts w:asciiTheme="minorEastAsia" w:hAnsiTheme="minorEastAsia"/>
+          <w:rFonts w:asciiTheme="minorEastAsia" w:hAnsiTheme="minorEastAsia" w:hint="eastAsia"/>
           <w:sz w:val="21"/>
           <w:szCs w:val="21"/>
         </w:rPr>
@@ -20469,7 +20139,7 @@
       <w:pPr>
         <w:spacing w:after="200"/>
         <w:rPr>
-          <w:rFonts w:asciiTheme="minorEastAsia" w:hAnsiTheme="minorEastAsia"/>
+          <w:rFonts w:asciiTheme="minorEastAsia" w:hAnsiTheme="minorEastAsia" w:hint="eastAsia"/>
           <w:sz w:val="21"/>
           <w:szCs w:val="21"/>
         </w:rPr>
@@ -20807,7 +20477,7 @@
       <w:pPr>
         <w:spacing w:after="200"/>
         <w:rPr>
-          <w:rFonts w:asciiTheme="minorEastAsia" w:hAnsiTheme="minorEastAsia"/>
+          <w:rFonts w:asciiTheme="minorEastAsia" w:hAnsiTheme="minorEastAsia" w:hint="eastAsia"/>
           <w:sz w:val="21"/>
           <w:szCs w:val="21"/>
         </w:rPr>
@@ -20914,7 +20584,7 @@
       <w:pPr>
         <w:spacing w:after="120"/>
         <w:rPr>
-          <w:rFonts w:asciiTheme="minorEastAsia" w:hAnsiTheme="minorEastAsia"/>
+          <w:rFonts w:asciiTheme="minorEastAsia" w:hAnsiTheme="minorEastAsia" w:hint="eastAsia"/>
           <w:sz w:val="21"/>
           <w:szCs w:val="21"/>
         </w:rPr>
@@ -20934,7 +20604,7 @@
       <w:pPr>
         <w:spacing w:after="200"/>
         <w:rPr>
-          <w:rFonts w:asciiTheme="minorEastAsia" w:hAnsiTheme="minorEastAsia"/>
+          <w:rFonts w:asciiTheme="minorEastAsia" w:hAnsiTheme="minorEastAsia" w:hint="eastAsia"/>
           <w:sz w:val="21"/>
           <w:szCs w:val="21"/>
         </w:rPr>
@@ -20953,7 +20623,7 @@
         <w:pStyle w:val="3"/>
         <w:spacing w:after="200"/>
         <w:rPr>
-          <w:rFonts w:asciiTheme="minorEastAsia" w:hAnsiTheme="minorEastAsia"/>
+          <w:rFonts w:asciiTheme="minorEastAsia" w:hAnsiTheme="minorEastAsia" w:hint="eastAsia"/>
           <w:sz w:val="24"/>
           <w:szCs w:val="24"/>
         </w:rPr>
@@ -21008,7 +20678,7 @@
         <w:spacing w:before="240" w:after="160"/>
         <w:jc w:val="center"/>
         <w:rPr>
-          <w:rFonts w:asciiTheme="minorEastAsia" w:hAnsiTheme="minorEastAsia"/>
+          <w:rFonts w:asciiTheme="minorEastAsia" w:hAnsiTheme="minorEastAsia" w:hint="eastAsia"/>
           <w:sz w:val="21"/>
           <w:szCs w:val="21"/>
         </w:rPr>
@@ -21091,7 +20761,7 @@
       <w:pPr>
         <w:spacing w:after="200"/>
         <w:rPr>
-          <w:rFonts w:asciiTheme="minorEastAsia" w:hAnsiTheme="minorEastAsia"/>
+          <w:rFonts w:asciiTheme="minorEastAsia" w:hAnsiTheme="minorEastAsia" w:hint="eastAsia"/>
           <w:sz w:val="21"/>
           <w:szCs w:val="21"/>
         </w:rPr>
@@ -21109,7 +20779,7 @@
       <w:pPr>
         <w:spacing w:after="120"/>
         <w:rPr>
-          <w:rFonts w:asciiTheme="minorEastAsia" w:hAnsiTheme="minorEastAsia"/>
+          <w:rFonts w:asciiTheme="minorEastAsia" w:hAnsiTheme="minorEastAsia" w:hint="eastAsia"/>
           <w:sz w:val="21"/>
           <w:szCs w:val="21"/>
         </w:rPr>
@@ -21127,7 +20797,7 @@
       <w:pPr>
         <w:spacing w:after="200"/>
         <w:rPr>
-          <w:rFonts w:asciiTheme="minorEastAsia" w:hAnsiTheme="minorEastAsia"/>
+          <w:rFonts w:asciiTheme="minorEastAsia" w:hAnsiTheme="minorEastAsia" w:hint="eastAsia"/>
           <w:sz w:val="21"/>
           <w:szCs w:val="21"/>
         </w:rPr>
@@ -21145,7 +20815,7 @@
       <w:pPr>
         <w:spacing w:after="120"/>
         <w:rPr>
-          <w:rFonts w:asciiTheme="minorEastAsia" w:hAnsiTheme="minorEastAsia"/>
+          <w:rFonts w:asciiTheme="minorEastAsia" w:hAnsiTheme="minorEastAsia" w:hint="eastAsia"/>
           <w:sz w:val="21"/>
           <w:szCs w:val="21"/>
         </w:rPr>
@@ -21200,7 +20870,7 @@
       <w:pPr>
         <w:spacing w:after="200"/>
         <w:rPr>
-          <w:rFonts w:asciiTheme="minorEastAsia" w:hAnsiTheme="minorEastAsia"/>
+          <w:rFonts w:asciiTheme="minorEastAsia" w:hAnsiTheme="minorEastAsia" w:hint="eastAsia"/>
           <w:sz w:val="21"/>
           <w:szCs w:val="21"/>
         </w:rPr>
@@ -21219,7 +20889,7 @@
         <w:pStyle w:val="2"/>
         <w:spacing w:after="200"/>
         <w:rPr>
-          <w:rFonts w:asciiTheme="minorEastAsia" w:hAnsiTheme="minorEastAsia"/>
+          <w:rFonts w:asciiTheme="minorEastAsia" w:hAnsiTheme="minorEastAsia" w:hint="eastAsia"/>
           <w:sz w:val="28"/>
           <w:szCs w:val="28"/>
         </w:rPr>
@@ -21237,7 +20907,7 @@
       <w:pPr>
         <w:spacing w:after="120"/>
         <w:rPr>
-          <w:rFonts w:asciiTheme="minorEastAsia" w:hAnsiTheme="minorEastAsia"/>
+          <w:rFonts w:asciiTheme="minorEastAsia" w:hAnsiTheme="minorEastAsia" w:hint="eastAsia"/>
           <w:sz w:val="21"/>
           <w:szCs w:val="21"/>
         </w:rPr>
@@ -21272,7 +20942,7 @@
       <w:pPr>
         <w:spacing w:after="200"/>
         <w:rPr>
-          <w:rFonts w:asciiTheme="minorEastAsia" w:hAnsiTheme="minorEastAsia"/>
+          <w:rFonts w:asciiTheme="minorEastAsia" w:hAnsiTheme="minorEastAsia" w:hint="eastAsia"/>
           <w:sz w:val="21"/>
           <w:szCs w:val="21"/>
         </w:rPr>
@@ -21291,7 +20961,7 @@
         <w:spacing w:before="240" w:after="100"/>
         <w:ind w:left="20"/>
         <w:rPr>
-          <w:rFonts w:asciiTheme="minorEastAsia" w:hAnsiTheme="minorEastAsia"/>
+          <w:rFonts w:asciiTheme="minorEastAsia" w:hAnsiTheme="minorEastAsia" w:hint="eastAsia"/>
           <w:sz w:val="21"/>
           <w:szCs w:val="21"/>
         </w:rPr>
@@ -21437,7 +21107,7 @@
         <w:spacing w:after="100"/>
         <w:ind w:left="20"/>
         <w:rPr>
-          <w:rFonts w:asciiTheme="minorEastAsia" w:hAnsiTheme="minorEastAsia"/>
+          <w:rFonts w:asciiTheme="minorEastAsia" w:hAnsiTheme="minorEastAsia" w:hint="eastAsia"/>
           <w:sz w:val="21"/>
           <w:szCs w:val="21"/>
         </w:rPr>
@@ -21528,7 +21198,7 @@
       <w:pPr>
         <w:spacing w:after="200"/>
         <w:rPr>
-          <w:rFonts w:asciiTheme="minorEastAsia" w:hAnsiTheme="minorEastAsia"/>
+          <w:rFonts w:asciiTheme="minorEastAsia" w:hAnsiTheme="minorEastAsia" w:hint="eastAsia"/>
           <w:sz w:val="21"/>
           <w:szCs w:val="21"/>
         </w:rPr>
@@ -21641,7 +21311,7 @@
         <w:spacing w:before="240" w:after="160"/>
         <w:jc w:val="center"/>
         <w:rPr>
-          <w:rFonts w:asciiTheme="minorEastAsia" w:hAnsiTheme="minorEastAsia"/>
+          <w:rFonts w:asciiTheme="minorEastAsia" w:hAnsiTheme="minorEastAsia" w:hint="eastAsia"/>
           <w:sz w:val="21"/>
           <w:szCs w:val="21"/>
         </w:rPr>
@@ -21682,7 +21352,7 @@
       <w:pPr>
         <w:spacing w:after="200"/>
         <w:rPr>
-          <w:rFonts w:asciiTheme="minorEastAsia" w:hAnsiTheme="minorEastAsia"/>
+          <w:rFonts w:asciiTheme="minorEastAsia" w:hAnsiTheme="minorEastAsia" w:hint="eastAsia"/>
           <w:sz w:val="21"/>
           <w:szCs w:val="21"/>
         </w:rPr>
@@ -21701,7 +21371,7 @@
         <w:pStyle w:val="2"/>
         <w:spacing w:after="200"/>
         <w:rPr>
-          <w:rFonts w:asciiTheme="minorEastAsia" w:hAnsiTheme="minorEastAsia"/>
+          <w:rFonts w:asciiTheme="minorEastAsia" w:hAnsiTheme="minorEastAsia" w:hint="eastAsia"/>
           <w:sz w:val="28"/>
           <w:szCs w:val="28"/>
         </w:rPr>
@@ -21719,7 +21389,7 @@
       <w:pPr>
         <w:spacing w:after="120"/>
         <w:rPr>
-          <w:rFonts w:asciiTheme="minorEastAsia" w:hAnsiTheme="minorEastAsia"/>
+          <w:rFonts w:asciiTheme="minorEastAsia" w:hAnsiTheme="minorEastAsia" w:hint="eastAsia"/>
           <w:sz w:val="21"/>
           <w:szCs w:val="21"/>
         </w:rPr>
@@ -21737,7 +21407,7 @@
       <w:pPr>
         <w:spacing w:after="200"/>
         <w:rPr>
-          <w:rFonts w:asciiTheme="minorEastAsia" w:hAnsiTheme="minorEastAsia"/>
+          <w:rFonts w:asciiTheme="minorEastAsia" w:hAnsiTheme="minorEastAsia" w:hint="eastAsia"/>
           <w:sz w:val="21"/>
           <w:szCs w:val="21"/>
         </w:rPr>
@@ -21756,7 +21426,7 @@
         <w:pStyle w:val="2"/>
         <w:spacing w:after="200"/>
         <w:rPr>
-          <w:rFonts w:asciiTheme="minorEastAsia" w:hAnsiTheme="minorEastAsia"/>
+          <w:rFonts w:asciiTheme="minorEastAsia" w:hAnsiTheme="minorEastAsia" w:hint="eastAsia"/>
           <w:sz w:val="28"/>
           <w:szCs w:val="28"/>
         </w:rPr>
@@ -21775,7 +21445,7 @@
         <w:spacing w:after="100"/>
         <w:ind w:left="20"/>
         <w:rPr>
-          <w:rFonts w:asciiTheme="minorEastAsia" w:hAnsiTheme="minorEastAsia"/>
+          <w:rFonts w:asciiTheme="minorEastAsia" w:hAnsiTheme="minorEastAsia" w:hint="eastAsia"/>
           <w:sz w:val="21"/>
           <w:szCs w:val="21"/>
         </w:rPr>
@@ -21830,7 +21500,7 @@
         <w:spacing w:after="100"/>
         <w:ind w:left="20"/>
         <w:rPr>
-          <w:rFonts w:asciiTheme="minorEastAsia" w:hAnsiTheme="minorEastAsia"/>
+          <w:rFonts w:asciiTheme="minorEastAsia" w:hAnsiTheme="minorEastAsia" w:hint="eastAsia"/>
           <w:sz w:val="21"/>
           <w:szCs w:val="21"/>
         </w:rPr>
@@ -21849,7 +21519,7 @@
         <w:spacing w:after="100"/>
         <w:ind w:left="20"/>
         <w:rPr>
-          <w:rFonts w:asciiTheme="minorEastAsia" w:hAnsiTheme="minorEastAsia"/>
+          <w:rFonts w:asciiTheme="minorEastAsia" w:hAnsiTheme="minorEastAsia" w:hint="eastAsia"/>
           <w:sz w:val="21"/>
           <w:szCs w:val="21"/>
         </w:rPr>
@@ -21868,7 +21538,7 @@
         <w:spacing w:after="100"/>
         <w:ind w:left="20"/>
         <w:rPr>
-          <w:rFonts w:asciiTheme="minorEastAsia" w:hAnsiTheme="minorEastAsia"/>
+          <w:rFonts w:asciiTheme="minorEastAsia" w:hAnsiTheme="minorEastAsia" w:hint="eastAsia"/>
           <w:sz w:val="21"/>
           <w:szCs w:val="21"/>
         </w:rPr>
@@ -21887,7 +21557,7 @@
         <w:spacing w:after="100"/>
         <w:ind w:left="20"/>
         <w:rPr>
-          <w:rFonts w:asciiTheme="minorEastAsia" w:hAnsiTheme="minorEastAsia"/>
+          <w:rFonts w:asciiTheme="minorEastAsia" w:hAnsiTheme="minorEastAsia" w:hint="eastAsia"/>
           <w:sz w:val="21"/>
           <w:szCs w:val="21"/>
         </w:rPr>
@@ -21906,7 +21576,7 @@
         <w:spacing w:after="100"/>
         <w:ind w:left="20"/>
         <w:rPr>
-          <w:rFonts w:asciiTheme="minorEastAsia" w:hAnsiTheme="minorEastAsia"/>
+          <w:rFonts w:asciiTheme="minorEastAsia" w:hAnsiTheme="minorEastAsia" w:hint="eastAsia"/>
           <w:sz w:val="21"/>
           <w:szCs w:val="21"/>
         </w:rPr>
@@ -21925,7 +21595,7 @@
         <w:spacing w:after="100"/>
         <w:ind w:left="20"/>
         <w:rPr>
-          <w:rFonts w:asciiTheme="minorEastAsia" w:hAnsiTheme="minorEastAsia"/>
+          <w:rFonts w:asciiTheme="minorEastAsia" w:hAnsiTheme="minorEastAsia" w:hint="eastAsia"/>
           <w:sz w:val="21"/>
           <w:szCs w:val="21"/>
         </w:rPr>
@@ -21985,9 +21655,6 @@
         <w:pPr>
           <w:pStyle w:val="ab"/>
           <w:jc w:val="center"/>
-          <w:rPr>
-            <w:rFonts w:hint="eastAsia"/>
-          </w:rPr>
         </w:pPr>
         <w:r>
           <w:rPr>
@@ -22918,6 +22585,16 @@
       </w:tblBorders>
     </w:tblPr>
   </w:style>
+  <w:style w:type="character" w:styleId="ae">
+    <w:name w:val="Placeholder Text"/>
+    <w:basedOn w:val="a0"/>
+    <w:uiPriority w:val="99"/>
+    <w:semiHidden/>
+    <w:rsid w:val="009E23F1"/>
+    <w:rPr>
+      <w:color w:val="666666"/>
+    </w:rPr>
+  </w:style>
 </w:styles>
 </file>
 

--- a/#1 背景知识/第2章 数论基础/attachments/Note_chapter_2.docx
+++ b/#1 背景知识/第2章 数论基础/attachments/Note_chapter_2.docx
@@ -21613,7 +21613,7 @@
       <w:footerReference w:type="default" r:id="rId28"/>
       <w:pgSz w:w="10318" w:h="14570" w:code="13"/>
       <w:pgMar w:top="1440" w:right="1440" w:bottom="1440" w:left="1440" w:header="708" w:footer="708" w:gutter="0"/>
-      <w:pgNumType w:start="20"/>
+      <w:pgNumType w:start="21"/>
       <w:cols w:space="720"/>
       <w:docGrid w:linePitch="360"/>
     </w:sectPr>
